--- a/docx/final/17_安装配置手册.docx
+++ b/docx/final/17_安装配置手册.docx
@@ -1737,7 +1737,7 @@
       </w:r>
     </w:p>
     <w:bookmarkEnd w:id="25"/>
-    <w:bookmarkStart w:id="26" w:name="环境变量"/>
+    <w:bookmarkStart w:id="27" w:name="环境变量"/>
     <w:p>
       <w:pPr>
         <w:pStyle w:val="Heading2"/>
@@ -1984,11 +1984,10 @@
         </w:tc>
       </w:tr>
     </w:tbl>
-    <w:bookmarkEnd w:id="26"/>
-    <w:bookmarkStart w:id="27" w:name="安装后验证步骤"/>
+    <w:bookmarkStart w:id="26" w:name="安装后验证步骤"/>
     <w:p>
       <w:pPr>
-        <w:pStyle w:val="Heading2"/>
+        <w:pStyle w:val="Heading3"/>
       </w:pPr>
       <w:r>
         <w:rPr>
@@ -2187,6 +2186,7 @@
         <w:t xml:space="preserve">生成 PDF 和 DOCX。</w:t>
       </w:r>
     </w:p>
+    <w:bookmarkEnd w:id="26"/>
     <w:bookmarkEnd w:id="27"/>
     <w:bookmarkStart w:id="28" w:name="故障排查"/>
     <w:p>

--- a/docx/final/17_安装配置手册.docx
+++ b/docx/final/17_安装配置手册.docx
@@ -36,9 +36,9 @@
       </w:pPr>
       <w:r>
         <w:rPr>
-          <w:rFonts w:ascii="黑体" w:hAnsi="黑体" w:eastAsia="黑体"/>
+          <w:rFonts w:ascii="宋体" w:hAnsi="宋体" w:eastAsia="宋体"/>
           <w:b/>
-          <w:sz w:val="40"/>
+          <w:sz w:val="48"/>
         </w:rPr>
         <w:t xml:space="preserve">工业轴承设备剩余寿命预测系统的实现：安装配置手册</w:t>
       </w:r>
@@ -50,7 +50,7 @@
       </w:pPr>
       <w:r>
         <w:rPr>
-          <w:rFonts w:ascii="黑体" w:hAnsi="黑体" w:eastAsia="黑体"/>
+          <w:rFonts w:ascii="宋体" w:hAnsi="宋体" w:eastAsia="宋体"/>
         </w:rPr>
         <w:t xml:space="preserve">文档信息</w:t>
       </w:r>
@@ -61,19 +61,19 @@
         <w:tblW w:type="pct" w:w="0.0"/>
         <w:tblLook w:firstRow="1" w:lastRow="0" w:firstColumn="0" w:lastColumn="0" w:noHBand="0" w:noVBand="0" w:val="0020"/>
         <w:tblBorders>
-          <w:top w:val="single" w:sz="4" w:space="0" w:color="BFBFBF"/>
-          <w:left w:val="single" w:sz="4" w:space="0" w:color="BFBFBF"/>
-          <w:bottom w:val="single" w:sz="4" w:space="0" w:color="BFBFBF"/>
-          <w:right w:val="single" w:sz="4" w:space="0" w:color="BFBFBF"/>
-          <w:insideH w:val="single" w:sz="4" w:space="0" w:color="BFBFBF"/>
-          <w:insideV w:val="single" w:sz="4" w:space="0" w:color="BFBFBF"/>
+          <w:top w:val="single" w:sz="4" w:space="0" w:color="000000"/>
+          <w:left w:val="single" w:sz="4" w:space="0" w:color="000000"/>
+          <w:bottom w:val="single" w:sz="4" w:space="0" w:color="000000"/>
+          <w:right w:val="single" w:sz="4" w:space="0" w:color="000000"/>
+          <w:insideH w:val="single" w:sz="4" w:space="0" w:color="000000"/>
+          <w:insideV w:val="single" w:sz="4" w:space="0" w:color="000000"/>
         </w:tblBorders>
       </w:tblPr>
       <w:tblGrid/>
       <w:tr>
         <w:tc>
           <w:tcPr>
-            <w:shd w:fill="EAEAEA"/>
+            <w:shd w:fill="FFFFFF"/>
           </w:tcPr>
           <w:p>
             <w:pPr>
@@ -84,7 +84,8 @@
             <w:r>
               <w:rPr>
                 <w:rFonts w:ascii="宋体" w:hAnsi="宋体" w:eastAsia="宋体"/>
-                <w:sz w:val="19"/>
+                <w:b/>
+                <w:sz w:val="21"/>
               </w:rPr>
               <w:t xml:space="preserve">项目</w:t>
             </w:r>
@@ -92,7 +93,7 @@
         </w:tc>
         <w:tc>
           <w:tcPr>
-            <w:shd w:fill="EAEAEA"/>
+            <w:shd w:fill="FFFFFF"/>
           </w:tcPr>
           <w:p>
             <w:pPr>
@@ -103,7 +104,8 @@
             <w:r>
               <w:rPr>
                 <w:rFonts w:ascii="宋体" w:hAnsi="宋体" w:eastAsia="宋体"/>
-                <w:sz w:val="19"/>
+                <w:b/>
+                <w:sz w:val="21"/>
               </w:rPr>
               <w:t xml:space="preserve">内容</w:t>
             </w:r>
@@ -121,7 +123,7 @@
             <w:r>
               <w:rPr>
                 <w:rFonts w:ascii="宋体" w:hAnsi="宋体" w:eastAsia="宋体"/>
-                <w:sz w:val="19"/>
+                <w:sz w:val="21"/>
               </w:rPr>
               <w:t xml:space="preserve">文档名称</w:t>
             </w:r>
@@ -137,7 +139,7 @@
             <w:r>
               <w:rPr>
                 <w:rFonts w:ascii="宋体" w:hAnsi="宋体" w:eastAsia="宋体"/>
-                <w:sz w:val="19"/>
+                <w:sz w:val="21"/>
               </w:rPr>
               <w:t xml:space="preserve">安装配置手册</w:t>
             </w:r>
@@ -155,7 +157,7 @@
             <w:r>
               <w:rPr>
                 <w:rFonts w:ascii="宋体" w:hAnsi="宋体" w:eastAsia="宋体"/>
-                <w:sz w:val="19"/>
+                <w:sz w:val="21"/>
               </w:rPr>
               <w:t xml:space="preserve">文档编号</w:t>
             </w:r>
@@ -171,7 +173,7 @@
             <w:r>
               <w:rPr>
                 <w:rFonts w:ascii="宋体" w:hAnsi="宋体" w:eastAsia="宋体"/>
-                <w:sz w:val="19"/>
+                <w:sz w:val="21"/>
               </w:rPr>
               <w:t xml:space="preserve">SE-PHM-FINAL-17</w:t>
             </w:r>
@@ -189,7 +191,7 @@
             <w:r>
               <w:rPr>
                 <w:rFonts w:ascii="宋体" w:hAnsi="宋体" w:eastAsia="宋体"/>
-                <w:sz w:val="19"/>
+                <w:sz w:val="21"/>
               </w:rPr>
               <w:t xml:space="preserve">文档阶段</w:t>
             </w:r>
@@ -205,7 +207,7 @@
             <w:r>
               <w:rPr>
                 <w:rFonts w:ascii="宋体" w:hAnsi="宋体" w:eastAsia="宋体"/>
-                <w:sz w:val="19"/>
+                <w:sz w:val="21"/>
               </w:rPr>
               <w:t xml:space="preserve">结题</w:t>
             </w:r>
@@ -223,7 +225,7 @@
             <w:r>
               <w:rPr>
                 <w:rFonts w:ascii="宋体" w:hAnsi="宋体" w:eastAsia="宋体"/>
-                <w:sz w:val="19"/>
+                <w:sz w:val="21"/>
               </w:rPr>
               <w:t xml:space="preserve">项目名称</w:t>
             </w:r>
@@ -239,7 +241,7 @@
             <w:r>
               <w:rPr>
                 <w:rFonts w:ascii="宋体" w:hAnsi="宋体" w:eastAsia="宋体"/>
-                <w:sz w:val="19"/>
+                <w:sz w:val="21"/>
               </w:rPr>
               <w:t xml:space="preserve">工业轴承设备剩余寿命预测系统的实现</w:t>
             </w:r>
@@ -257,7 +259,7 @@
             <w:r>
               <w:rPr>
                 <w:rFonts w:ascii="宋体" w:hAnsi="宋体" w:eastAsia="宋体"/>
-                <w:sz w:val="19"/>
+                <w:sz w:val="21"/>
               </w:rPr>
               <w:t xml:space="preserve">课程</w:t>
             </w:r>
@@ -273,7 +275,7 @@
             <w:r>
               <w:rPr>
                 <w:rFonts w:ascii="宋体" w:hAnsi="宋体" w:eastAsia="宋体"/>
-                <w:sz w:val="19"/>
+                <w:sz w:val="21"/>
               </w:rPr>
               <w:t xml:space="preserve">中国科学技术大学软件学院《软件工程》</w:t>
             </w:r>
@@ -291,7 +293,7 @@
             <w:r>
               <w:rPr>
                 <w:rFonts w:ascii="宋体" w:hAnsi="宋体" w:eastAsia="宋体"/>
-                <w:sz w:val="19"/>
+                <w:sz w:val="21"/>
               </w:rPr>
               <w:t xml:space="preserve">指导老师</w:t>
             </w:r>
@@ -307,7 +309,7 @@
             <w:r>
               <w:rPr>
                 <w:rFonts w:ascii="宋体" w:hAnsi="宋体" w:eastAsia="宋体"/>
-                <w:sz w:val="19"/>
+                <w:sz w:val="21"/>
               </w:rPr>
               <w:t xml:space="preserve">zjf</w:t>
             </w:r>
@@ -325,7 +327,7 @@
             <w:r>
               <w:rPr>
                 <w:rFonts w:ascii="宋体" w:hAnsi="宋体" w:eastAsia="宋体"/>
-                <w:sz w:val="19"/>
+                <w:sz w:val="21"/>
               </w:rPr>
               <w:t xml:space="preserve">小组成员</w:t>
             </w:r>
@@ -341,7 +343,7 @@
             <w:r>
               <w:rPr>
                 <w:rFonts w:ascii="宋体" w:hAnsi="宋体" w:eastAsia="宋体"/>
-                <w:sz w:val="19"/>
+                <w:sz w:val="21"/>
               </w:rPr>
               <w:t xml:space="preserve">zyj、cyy、zdh、zy</w:t>
             </w:r>
@@ -359,7 +361,7 @@
             <w:r>
               <w:rPr>
                 <w:rFonts w:ascii="宋体" w:hAnsi="宋体" w:eastAsia="宋体"/>
-                <w:sz w:val="19"/>
+                <w:sz w:val="21"/>
               </w:rPr>
               <w:t xml:space="preserve">文档负责人</w:t>
             </w:r>
@@ -375,7 +377,7 @@
             <w:r>
               <w:rPr>
                 <w:rFonts w:ascii="宋体" w:hAnsi="宋体" w:eastAsia="宋体"/>
-                <w:sz w:val="19"/>
+                <w:sz w:val="21"/>
               </w:rPr>
               <w:t xml:space="preserve">zy</w:t>
             </w:r>
@@ -393,7 +395,7 @@
             <w:r>
               <w:rPr>
                 <w:rFonts w:ascii="宋体" w:hAnsi="宋体" w:eastAsia="宋体"/>
-                <w:sz w:val="19"/>
+                <w:sz w:val="21"/>
               </w:rPr>
               <w:t xml:space="preserve">参与编写</w:t>
             </w:r>
@@ -409,7 +411,7 @@
             <w:r>
               <w:rPr>
                 <w:rFonts w:ascii="宋体" w:hAnsi="宋体" w:eastAsia="宋体"/>
-                <w:sz w:val="19"/>
+                <w:sz w:val="21"/>
               </w:rPr>
               <w:t xml:space="preserve">zyj、cyy、zdh</w:t>
             </w:r>
@@ -427,7 +429,7 @@
             <w:r>
               <w:rPr>
                 <w:rFonts w:ascii="宋体" w:hAnsi="宋体" w:eastAsia="宋体"/>
-                <w:sz w:val="19"/>
+                <w:sz w:val="21"/>
               </w:rPr>
               <w:t xml:space="preserve">版本</w:t>
             </w:r>
@@ -443,7 +445,7 @@
             <w:r>
               <w:rPr>
                 <w:rFonts w:ascii="宋体" w:hAnsi="宋体" w:eastAsia="宋体"/>
-                <w:sz w:val="19"/>
+                <w:sz w:val="21"/>
               </w:rPr>
               <w:t xml:space="preserve">V3.0</w:t>
             </w:r>
@@ -461,7 +463,7 @@
             <w:r>
               <w:rPr>
                 <w:rFonts w:ascii="宋体" w:hAnsi="宋体" w:eastAsia="宋体"/>
-                <w:sz w:val="19"/>
+                <w:sz w:val="21"/>
               </w:rPr>
               <w:t xml:space="preserve">修订日期</w:t>
             </w:r>
@@ -477,7 +479,7 @@
             <w:r>
               <w:rPr>
                 <w:rFonts w:ascii="宋体" w:hAnsi="宋体" w:eastAsia="宋体"/>
-                <w:sz w:val="19"/>
+                <w:sz w:val="21"/>
               </w:rPr>
               <w:t xml:space="preserve">2026-06-14</w:t>
             </w:r>
@@ -495,7 +497,7 @@
             <w:r>
               <w:rPr>
                 <w:rFonts w:ascii="宋体" w:hAnsi="宋体" w:eastAsia="宋体"/>
-                <w:sz w:val="19"/>
+                <w:sz w:val="21"/>
               </w:rPr>
               <w:t xml:space="preserve">归档形式</w:t>
             </w:r>
@@ -511,7 +513,7 @@
             <w:r>
               <w:rPr>
                 <w:rFonts w:ascii="宋体" w:hAnsi="宋体" w:eastAsia="宋体"/>
-                <w:sz w:val="19"/>
+                <w:sz w:val="21"/>
               </w:rPr>
               <w:t xml:space="preserve">Markdown 源文件、PDF、DOCX</w:t>
             </w:r>
@@ -529,7 +531,7 @@
             <w:r>
               <w:rPr>
                 <w:rFonts w:ascii="宋体" w:hAnsi="宋体" w:eastAsia="宋体"/>
-                <w:sz w:val="19"/>
+                <w:sz w:val="21"/>
               </w:rPr>
               <w:t xml:space="preserve">内容基线</w:t>
             </w:r>
@@ -545,7 +547,7 @@
             <w:r>
               <w:rPr>
                 <w:rFonts w:ascii="宋体" w:hAnsi="宋体" w:eastAsia="宋体"/>
-                <w:sz w:val="19"/>
+                <w:sz w:val="21"/>
               </w:rPr>
               <w:t xml:space="preserve">环境、依赖、数据目录、命令和问题排查</w:t>
             </w:r>
@@ -561,7 +563,7 @@
       </w:pPr>
       <w:r>
         <w:rPr>
-          <w:rFonts w:ascii="黑体" w:hAnsi="黑体" w:eastAsia="黑体"/>
+          <w:rFonts w:ascii="宋体" w:hAnsi="宋体" w:eastAsia="宋体"/>
         </w:rPr>
         <w:t xml:space="preserve">修订记录</w:t>
       </w:r>
@@ -572,19 +574,19 @@
         <w:tblW w:type="pct" w:w="0.0"/>
         <w:tblLook w:firstRow="1" w:lastRow="0" w:firstColumn="0" w:lastColumn="0" w:noHBand="0" w:noVBand="0" w:val="0020"/>
         <w:tblBorders>
-          <w:top w:val="single" w:sz="4" w:space="0" w:color="BFBFBF"/>
-          <w:left w:val="single" w:sz="4" w:space="0" w:color="BFBFBF"/>
-          <w:bottom w:val="single" w:sz="4" w:space="0" w:color="BFBFBF"/>
-          <w:right w:val="single" w:sz="4" w:space="0" w:color="BFBFBF"/>
-          <w:insideH w:val="single" w:sz="4" w:space="0" w:color="BFBFBF"/>
-          <w:insideV w:val="single" w:sz="4" w:space="0" w:color="BFBFBF"/>
+          <w:top w:val="single" w:sz="4" w:space="0" w:color="000000"/>
+          <w:left w:val="single" w:sz="4" w:space="0" w:color="000000"/>
+          <w:bottom w:val="single" w:sz="4" w:space="0" w:color="000000"/>
+          <w:right w:val="single" w:sz="4" w:space="0" w:color="000000"/>
+          <w:insideH w:val="single" w:sz="4" w:space="0" w:color="000000"/>
+          <w:insideV w:val="single" w:sz="4" w:space="0" w:color="000000"/>
         </w:tblBorders>
       </w:tblPr>
       <w:tblGrid/>
       <w:tr>
         <w:tc>
           <w:tcPr>
-            <w:shd w:fill="EAEAEA"/>
+            <w:shd w:fill="FFFFFF"/>
           </w:tcPr>
           <w:p>
             <w:pPr>
@@ -595,7 +597,8 @@
             <w:r>
               <w:rPr>
                 <w:rFonts w:ascii="宋体" w:hAnsi="宋体" w:eastAsia="宋体"/>
-                <w:sz w:val="19"/>
+                <w:b/>
+                <w:sz w:val="21"/>
               </w:rPr>
               <w:t xml:space="preserve">版本</w:t>
             </w:r>
@@ -603,7 +606,7 @@
         </w:tc>
         <w:tc>
           <w:tcPr>
-            <w:shd w:fill="EAEAEA"/>
+            <w:shd w:fill="FFFFFF"/>
           </w:tcPr>
           <w:p>
             <w:pPr>
@@ -614,7 +617,8 @@
             <w:r>
               <w:rPr>
                 <w:rFonts w:ascii="宋体" w:hAnsi="宋体" w:eastAsia="宋体"/>
-                <w:sz w:val="19"/>
+                <w:b/>
+                <w:sz w:val="21"/>
               </w:rPr>
               <w:t xml:space="preserve">日期</w:t>
             </w:r>
@@ -622,7 +626,7 @@
         </w:tc>
         <w:tc>
           <w:tcPr>
-            <w:shd w:fill="EAEAEA"/>
+            <w:shd w:fill="FFFFFF"/>
           </w:tcPr>
           <w:p>
             <w:pPr>
@@ -633,7 +637,8 @@
             <w:r>
               <w:rPr>
                 <w:rFonts w:ascii="宋体" w:hAnsi="宋体" w:eastAsia="宋体"/>
-                <w:sz w:val="19"/>
+                <w:b/>
+                <w:sz w:val="21"/>
               </w:rPr>
               <w:t xml:space="preserve">编写人</w:t>
             </w:r>
@@ -641,7 +646,7 @@
         </w:tc>
         <w:tc>
           <w:tcPr>
-            <w:shd w:fill="EAEAEA"/>
+            <w:shd w:fill="FFFFFF"/>
           </w:tcPr>
           <w:p>
             <w:pPr>
@@ -652,7 +657,8 @@
             <w:r>
               <w:rPr>
                 <w:rFonts w:ascii="宋体" w:hAnsi="宋体" w:eastAsia="宋体"/>
-                <w:sz w:val="19"/>
+                <w:b/>
+                <w:sz w:val="21"/>
               </w:rPr>
               <w:t xml:space="preserve">说明</w:t>
             </w:r>
@@ -670,7 +676,7 @@
             <w:r>
               <w:rPr>
                 <w:rFonts w:ascii="宋体" w:hAnsi="宋体" w:eastAsia="宋体"/>
-                <w:sz w:val="19"/>
+                <w:sz w:val="21"/>
               </w:rPr>
               <w:t xml:space="preserve">V1.0</w:t>
             </w:r>
@@ -686,7 +692,7 @@
             <w:r>
               <w:rPr>
                 <w:rFonts w:ascii="宋体" w:hAnsi="宋体" w:eastAsia="宋体"/>
-                <w:sz w:val="19"/>
+                <w:sz w:val="21"/>
               </w:rPr>
               <w:t xml:space="preserve">2025-11-10</w:t>
             </w:r>
@@ -702,7 +708,7 @@
             <w:r>
               <w:rPr>
                 <w:rFonts w:ascii="宋体" w:hAnsi="宋体" w:eastAsia="宋体"/>
-                <w:sz w:val="19"/>
+                <w:sz w:val="21"/>
               </w:rPr>
               <w:t xml:space="preserve">项目组</w:t>
             </w:r>
@@ -718,7 +724,7 @@
             <w:r>
               <w:rPr>
                 <w:rFonts w:ascii="宋体" w:hAnsi="宋体" w:eastAsia="宋体"/>
-                <w:sz w:val="19"/>
+                <w:sz w:val="21"/>
               </w:rPr>
               <w:t xml:space="preserve">完成初版课程文档</w:t>
             </w:r>
@@ -736,7 +742,7 @@
             <w:r>
               <w:rPr>
                 <w:rFonts w:ascii="宋体" w:hAnsi="宋体" w:eastAsia="宋体"/>
-                <w:sz w:val="19"/>
+                <w:sz w:val="21"/>
               </w:rPr>
               <w:t xml:space="preserve">V2.0</w:t>
             </w:r>
@@ -752,7 +758,7 @@
             <w:r>
               <w:rPr>
                 <w:rFonts w:ascii="宋体" w:hAnsi="宋体" w:eastAsia="宋体"/>
-                <w:sz w:val="19"/>
+                <w:sz w:val="21"/>
               </w:rPr>
               <w:t xml:space="preserve">2026-03-12</w:t>
             </w:r>
@@ -768,7 +774,7 @@
             <w:r>
               <w:rPr>
                 <w:rFonts w:ascii="宋体" w:hAnsi="宋体" w:eastAsia="宋体"/>
-                <w:sz w:val="19"/>
+                <w:sz w:val="21"/>
               </w:rPr>
               <w:t xml:space="preserve">项目组</w:t>
             </w:r>
@@ -784,7 +790,7 @@
             <w:r>
               <w:rPr>
                 <w:rFonts w:ascii="宋体" w:hAnsi="宋体" w:eastAsia="宋体"/>
-                <w:sz w:val="19"/>
+                <w:sz w:val="21"/>
               </w:rPr>
               <w:t xml:space="preserve">统一项目名称、技术基线和阶段交付内容</w:t>
             </w:r>
@@ -802,7 +808,7 @@
             <w:r>
               <w:rPr>
                 <w:rFonts w:ascii="宋体" w:hAnsi="宋体" w:eastAsia="宋体"/>
-                <w:sz w:val="19"/>
+                <w:sz w:val="21"/>
               </w:rPr>
               <w:t xml:space="preserve">V3.0</w:t>
             </w:r>
@@ -818,7 +824,7 @@
             <w:r>
               <w:rPr>
                 <w:rFonts w:ascii="宋体" w:hAnsi="宋体" w:eastAsia="宋体"/>
-                <w:sz w:val="19"/>
+                <w:sz w:val="21"/>
               </w:rPr>
               <w:t xml:space="preserve">2026-06-14</w:t>
             </w:r>
@@ -834,7 +840,7 @@
             <w:r>
               <w:rPr>
                 <w:rFonts w:ascii="宋体" w:hAnsi="宋体" w:eastAsia="宋体"/>
-                <w:sz w:val="19"/>
+                <w:sz w:val="21"/>
               </w:rPr>
               <w:t xml:space="preserve">项目组</w:t>
             </w:r>
@@ -850,7 +856,7 @@
             <w:r>
               <w:rPr>
                 <w:rFonts w:ascii="宋体" w:hAnsi="宋体" w:eastAsia="宋体"/>
-                <w:sz w:val="19"/>
+                <w:sz w:val="21"/>
               </w:rPr>
               <w:t xml:space="preserve">参考课程交付样例统一封面与归档格式，补充数据理解、技术难点、测试验收和 DOCX 交付信息</w:t>
             </w:r>
@@ -866,7 +872,7 @@
       </w:pPr>
       <w:r>
         <w:rPr>
-          <w:rFonts w:ascii="黑体" w:hAnsi="黑体" w:eastAsia="黑体"/>
+          <w:rFonts w:ascii="宋体" w:hAnsi="宋体" w:eastAsia="宋体"/>
         </w:rPr>
         <w:t xml:space="preserve">1. 环境要求</w:t>
       </w:r>
@@ -877,19 +883,19 @@
         <w:tblW w:type="pct" w:w="0.0"/>
         <w:tblLook w:firstRow="1" w:lastRow="0" w:firstColumn="0" w:lastColumn="0" w:noHBand="0" w:noVBand="0" w:val="0020"/>
         <w:tblBorders>
-          <w:top w:val="single" w:sz="4" w:space="0" w:color="BFBFBF"/>
-          <w:left w:val="single" w:sz="4" w:space="0" w:color="BFBFBF"/>
-          <w:bottom w:val="single" w:sz="4" w:space="0" w:color="BFBFBF"/>
-          <w:right w:val="single" w:sz="4" w:space="0" w:color="BFBFBF"/>
-          <w:insideH w:val="single" w:sz="4" w:space="0" w:color="BFBFBF"/>
-          <w:insideV w:val="single" w:sz="4" w:space="0" w:color="BFBFBF"/>
+          <w:top w:val="single" w:sz="4" w:space="0" w:color="000000"/>
+          <w:left w:val="single" w:sz="4" w:space="0" w:color="000000"/>
+          <w:bottom w:val="single" w:sz="4" w:space="0" w:color="000000"/>
+          <w:right w:val="single" w:sz="4" w:space="0" w:color="000000"/>
+          <w:insideH w:val="single" w:sz="4" w:space="0" w:color="000000"/>
+          <w:insideV w:val="single" w:sz="4" w:space="0" w:color="000000"/>
         </w:tblBorders>
       </w:tblPr>
       <w:tblGrid/>
       <w:tr>
         <w:tc>
           <w:tcPr>
-            <w:shd w:fill="EAEAEA"/>
+            <w:shd w:fill="FFFFFF"/>
           </w:tcPr>
           <w:p>
             <w:pPr>
@@ -900,7 +906,8 @@
             <w:r>
               <w:rPr>
                 <w:rFonts w:ascii="宋体" w:hAnsi="宋体" w:eastAsia="宋体"/>
-                <w:sz w:val="19"/>
+                <w:b/>
+                <w:sz w:val="21"/>
               </w:rPr>
               <w:t xml:space="preserve">项目</w:t>
             </w:r>
@@ -908,7 +915,7 @@
         </w:tc>
         <w:tc>
           <w:tcPr>
-            <w:shd w:fill="EAEAEA"/>
+            <w:shd w:fill="FFFFFF"/>
           </w:tcPr>
           <w:p>
             <w:pPr>
@@ -919,7 +926,8 @@
             <w:r>
               <w:rPr>
                 <w:rFonts w:ascii="宋体" w:hAnsi="宋体" w:eastAsia="宋体"/>
-                <w:sz w:val="19"/>
+                <w:b/>
+                <w:sz w:val="21"/>
               </w:rPr>
               <w:t xml:space="preserve">要求</w:t>
             </w:r>
@@ -937,7 +945,7 @@
             <w:r>
               <w:rPr>
                 <w:rFonts w:ascii="宋体" w:hAnsi="宋体" w:eastAsia="宋体"/>
-                <w:sz w:val="19"/>
+                <w:sz w:val="21"/>
               </w:rPr>
               <w:t xml:space="preserve">操作系统</w:t>
             </w:r>
@@ -953,7 +961,7 @@
             <w:r>
               <w:rPr>
                 <w:rFonts w:ascii="宋体" w:hAnsi="宋体" w:eastAsia="宋体"/>
-                <w:sz w:val="19"/>
+                <w:sz w:val="21"/>
               </w:rPr>
               <w:t xml:space="preserve">macOS、Linux 或 Windows</w:t>
             </w:r>
@@ -971,7 +979,7 @@
             <w:r>
               <w:rPr>
                 <w:rFonts w:ascii="宋体" w:hAnsi="宋体" w:eastAsia="宋体"/>
-                <w:sz w:val="19"/>
+                <w:sz w:val="21"/>
               </w:rPr>
               <w:t xml:space="preserve">Python</w:t>
             </w:r>
@@ -987,7 +995,7 @@
             <w:r>
               <w:rPr>
                 <w:rFonts w:ascii="宋体" w:hAnsi="宋体" w:eastAsia="宋体"/>
-                <w:sz w:val="19"/>
+                <w:sz w:val="21"/>
               </w:rPr>
               <w:t xml:space="preserve">3.11+</w:t>
             </w:r>
@@ -1005,7 +1013,7 @@
             <w:r>
               <w:rPr>
                 <w:rFonts w:ascii="宋体" w:hAnsi="宋体" w:eastAsia="宋体"/>
-                <w:sz w:val="19"/>
+                <w:sz w:val="21"/>
               </w:rPr>
               <w:t xml:space="preserve">环境管理</w:t>
             </w:r>
@@ -1021,7 +1029,7 @@
             <w:r>
               <w:rPr>
                 <w:rFonts w:ascii="宋体" w:hAnsi="宋体" w:eastAsia="宋体"/>
-                <w:sz w:val="19"/>
+                <w:sz w:val="21"/>
               </w:rPr>
               <w:t xml:space="preserve">uv</w:t>
             </w:r>
@@ -1039,7 +1047,7 @@
             <w:r>
               <w:rPr>
                 <w:rFonts w:ascii="宋体" w:hAnsi="宋体" w:eastAsia="宋体"/>
-                <w:sz w:val="19"/>
+                <w:sz w:val="21"/>
               </w:rPr>
               <w:t xml:space="preserve">主要依赖</w:t>
             </w:r>
@@ -1055,7 +1063,7 @@
             <w:r>
               <w:rPr>
                 <w:rFonts w:ascii="宋体" w:hAnsi="宋体" w:eastAsia="宋体"/>
-                <w:sz w:val="19"/>
+                <w:sz w:val="21"/>
               </w:rPr>
               <w:t xml:space="preserve">numpy、pandas、scikit-learn、torch、lifelines、matplotlib、seaborn</w:t>
             </w:r>
@@ -1073,7 +1081,7 @@
             <w:r>
               <w:rPr>
                 <w:rFonts w:ascii="宋体" w:hAnsi="宋体" w:eastAsia="宋体"/>
-                <w:sz w:val="19"/>
+                <w:sz w:val="21"/>
               </w:rPr>
               <w:t xml:space="preserve">可选依赖</w:t>
             </w:r>
@@ -1089,7 +1097,7 @@
             <w:r>
               <w:rPr>
                 <w:rFonts w:ascii="宋体" w:hAnsi="宋体" w:eastAsia="宋体"/>
-                <w:sz w:val="19"/>
+                <w:sz w:val="21"/>
               </w:rPr>
               <w:t xml:space="preserve">tsfresh、xgboost</w:t>
             </w:r>
@@ -1105,7 +1113,7 @@
       </w:pPr>
       <w:r>
         <w:rPr>
-          <w:rFonts w:ascii="黑体" w:hAnsi="黑体" w:eastAsia="黑体"/>
+          <w:rFonts w:ascii="宋体" w:hAnsi="宋体" w:eastAsia="宋体"/>
         </w:rPr>
         <w:t xml:space="preserve">2. 安装步骤</w:t>
       </w:r>
@@ -1261,6 +1269,8 @@
     <w:p>
       <w:pPr>
         <w:pStyle w:val="FirstParagraph"/>
+        <w:spacing w:line="276" w:lineRule="auto" w:after="0"/>
+        <w:ind w:firstLine="420"/>
       </w:pPr>
       <w:r>
         <w:rPr>
@@ -1324,7 +1334,7 @@
       </w:pPr>
       <w:r>
         <w:rPr>
-          <w:rFonts w:ascii="黑体" w:hAnsi="黑体" w:eastAsia="黑体"/>
+          <w:rFonts w:ascii="宋体" w:hAnsi="宋体" w:eastAsia="宋体"/>
         </w:rPr>
         <w:t xml:space="preserve">3. 数据目录配置</w:t>
       </w:r>
@@ -1332,6 +1342,8 @@
     <w:p>
       <w:pPr>
         <w:pStyle w:val="FirstParagraph"/>
+        <w:spacing w:line="276" w:lineRule="auto" w:after="0"/>
+        <w:ind w:firstLine="420"/>
       </w:pPr>
       <w:r>
         <w:rPr>
@@ -1343,6 +1355,8 @@
     <w:p>
       <w:pPr>
         <w:pStyle w:val="BodyText"/>
+        <w:spacing w:line="276" w:lineRule="auto" w:after="0"/>
+        <w:ind w:firstLine="420"/>
       </w:pPr>
       <w:r>
         <w:rPr>
@@ -1366,6 +1380,8 @@
     <w:p>
       <w:pPr>
         <w:pStyle w:val="FirstParagraph"/>
+        <w:spacing w:line="276" w:lineRule="auto" w:after="0"/>
+        <w:ind w:firstLine="420"/>
       </w:pPr>
       <w:r>
         <w:rPr>
@@ -1389,6 +1405,8 @@
     <w:p>
       <w:pPr>
         <w:pStyle w:val="FirstParagraph"/>
+        <w:spacing w:line="276" w:lineRule="auto" w:after="0"/>
+        <w:ind w:firstLine="420"/>
       </w:pPr>
       <w:r>
         <w:rPr>
@@ -1443,7 +1461,7 @@
       </w:pPr>
       <w:r>
         <w:rPr>
-          <w:rFonts w:ascii="黑体" w:hAnsi="黑体" w:eastAsia="黑体"/>
+          <w:rFonts w:ascii="宋体" w:hAnsi="宋体" w:eastAsia="宋体"/>
         </w:rPr>
         <w:t xml:space="preserve">4. 常用命令</w:t>
       </w:r>
@@ -1451,6 +1469,8 @@
     <w:p>
       <w:pPr>
         <w:pStyle w:val="FirstParagraph"/>
+        <w:spacing w:line="276" w:lineRule="auto" w:after="0"/>
+        <w:ind w:firstLine="420"/>
       </w:pPr>
       <w:r>
         <w:rPr>
@@ -1481,6 +1501,8 @@
     <w:p>
       <w:pPr>
         <w:pStyle w:val="FirstParagraph"/>
+        <w:spacing w:line="276" w:lineRule="auto" w:after="0"/>
+        <w:ind w:firstLine="420"/>
       </w:pPr>
       <w:r>
         <w:rPr>
@@ -1532,6 +1554,8 @@
     <w:p>
       <w:pPr>
         <w:pStyle w:val="FirstParagraph"/>
+        <w:spacing w:line="276" w:lineRule="auto" w:after="0"/>
+        <w:ind w:firstLine="420"/>
       </w:pPr>
       <w:r>
         <w:rPr>
@@ -1604,6 +1628,8 @@
     <w:p>
       <w:pPr>
         <w:pStyle w:val="FirstParagraph"/>
+        <w:spacing w:line="276" w:lineRule="auto" w:after="0"/>
+        <w:ind w:firstLine="420"/>
       </w:pPr>
       <w:r>
         <w:rPr>
@@ -1634,6 +1660,8 @@
     <w:p>
       <w:pPr>
         <w:pStyle w:val="FirstParagraph"/>
+        <w:spacing w:line="276" w:lineRule="auto" w:after="0"/>
+        <w:ind w:firstLine="420"/>
       </w:pPr>
       <w:r>
         <w:rPr>
@@ -1684,6 +1712,8 @@
     <w:p>
       <w:pPr>
         <w:pStyle w:val="FirstParagraph"/>
+        <w:spacing w:line="276" w:lineRule="auto" w:after="0"/>
+        <w:ind w:firstLine="420"/>
       </w:pPr>
       <w:r>
         <w:rPr>
@@ -1744,7 +1774,7 @@
       </w:pPr>
       <w:r>
         <w:rPr>
-          <w:rFonts w:ascii="黑体" w:hAnsi="黑体" w:eastAsia="黑体"/>
+          <w:rFonts w:ascii="宋体" w:hAnsi="宋体" w:eastAsia="宋体"/>
         </w:rPr>
         <w:t xml:space="preserve">5. 环境变量</w:t>
       </w:r>
@@ -1755,12 +1785,12 @@
         <w:tblW w:type="pct" w:w="5000.0"/>
         <w:tblLook w:firstRow="1" w:lastRow="0" w:firstColumn="0" w:lastColumn="0" w:noHBand="0" w:noVBand="0" w:val="0020"/>
         <w:tblBorders>
-          <w:top w:val="single" w:sz="4" w:space="0" w:color="BFBFBF"/>
-          <w:left w:val="single" w:sz="4" w:space="0" w:color="BFBFBF"/>
-          <w:bottom w:val="single" w:sz="4" w:space="0" w:color="BFBFBF"/>
-          <w:right w:val="single" w:sz="4" w:space="0" w:color="BFBFBF"/>
-          <w:insideH w:val="single" w:sz="4" w:space="0" w:color="BFBFBF"/>
-          <w:insideV w:val="single" w:sz="4" w:space="0" w:color="BFBFBF"/>
+          <w:top w:val="single" w:sz="4" w:space="0" w:color="000000"/>
+          <w:left w:val="single" w:sz="4" w:space="0" w:color="000000"/>
+          <w:bottom w:val="single" w:sz="4" w:space="0" w:color="000000"/>
+          <w:right w:val="single" w:sz="4" w:space="0" w:color="000000"/>
+          <w:insideH w:val="single" w:sz="4" w:space="0" w:color="000000"/>
+          <w:insideV w:val="single" w:sz="4" w:space="0" w:color="000000"/>
         </w:tblBorders>
       </w:tblPr>
       <w:tblGrid>
@@ -1771,7 +1801,7 @@
       <w:tr>
         <w:tc>
           <w:tcPr>
-            <w:shd w:fill="EAEAEA"/>
+            <w:shd w:fill="FFFFFF"/>
           </w:tcPr>
           <w:p>
             <w:pPr>
@@ -1782,7 +1812,8 @@
             <w:r>
               <w:rPr>
                 <w:rFonts w:ascii="宋体" w:hAnsi="宋体" w:eastAsia="宋体"/>
-                <w:sz w:val="19"/>
+                <w:b/>
+                <w:sz w:val="21"/>
               </w:rPr>
               <w:t xml:space="preserve">变量</w:t>
             </w:r>
@@ -1790,7 +1821,7 @@
         </w:tc>
         <w:tc>
           <w:tcPr>
-            <w:shd w:fill="EAEAEA"/>
+            <w:shd w:fill="FFFFFF"/>
           </w:tcPr>
           <w:p>
             <w:pPr>
@@ -1801,7 +1832,8 @@
             <w:r>
               <w:rPr>
                 <w:rFonts w:ascii="宋体" w:hAnsi="宋体" w:eastAsia="宋体"/>
-                <w:sz w:val="19"/>
+                <w:b/>
+                <w:sz w:val="21"/>
               </w:rPr>
               <w:t xml:space="preserve">说明</w:t>
             </w:r>
@@ -1809,7 +1841,7 @@
         </w:tc>
         <w:tc>
           <w:tcPr>
-            <w:shd w:fill="EAEAEA"/>
+            <w:shd w:fill="FFFFFF"/>
           </w:tcPr>
           <w:p>
             <w:pPr>
@@ -1820,7 +1852,8 @@
             <w:r>
               <w:rPr>
                 <w:rFonts w:ascii="宋体" w:hAnsi="宋体" w:eastAsia="宋体"/>
-                <w:sz w:val="19"/>
+                <w:b/>
+                <w:sz w:val="21"/>
               </w:rPr>
               <w:t xml:space="preserve">示例</w:t>
             </w:r>
@@ -1839,7 +1872,7 @@
               <w:rPr>
                 <w:rStyle w:val="VerbatimChar"/>
                 <w:rFonts w:ascii="宋体" w:hAnsi="宋体" w:eastAsia="宋体"/>
-                <w:sz w:val="19"/>
+                <w:sz w:val="21"/>
               </w:rPr>
               <w:t xml:space="preserve">BEARING_EXAMPLE_OUTPUT_ROOT</w:t>
             </w:r>
@@ -1855,7 +1888,7 @@
             <w:r>
               <w:rPr>
                 <w:rFonts w:ascii="宋体" w:hAnsi="宋体" w:eastAsia="宋体"/>
-                <w:sz w:val="19"/>
+                <w:sz w:val="21"/>
               </w:rPr>
               <w:t xml:space="preserve">notebook/workflow 输出目录</w:t>
             </w:r>
@@ -1872,7 +1905,7 @@
               <w:rPr>
                 <w:rStyle w:val="VerbatimChar"/>
                 <w:rFonts w:ascii="宋体" w:hAnsi="宋体" w:eastAsia="宋体"/>
-                <w:sz w:val="19"/>
+                <w:sz w:val="21"/>
               </w:rPr>
               <w:t xml:space="preserve">tmp/paper_repro_real_metrics</w:t>
             </w:r>
@@ -1891,7 +1924,7 @@
               <w:rPr>
                 <w:rStyle w:val="VerbatimChar"/>
                 <w:rFonts w:ascii="宋体" w:hAnsi="宋体" w:eastAsia="宋体"/>
-                <w:sz w:val="19"/>
+                <w:sz w:val="21"/>
               </w:rPr>
               <w:t xml:space="preserve">BEARING_EXAMPLE_EPOCHS</w:t>
             </w:r>
@@ -1907,7 +1940,7 @@
             <w:r>
               <w:rPr>
                 <w:rFonts w:ascii="宋体" w:hAnsi="宋体" w:eastAsia="宋体"/>
-                <w:sz w:val="19"/>
+                <w:sz w:val="21"/>
               </w:rPr>
               <w:t xml:space="preserve">示例训练 epoch 数</w:t>
             </w:r>
@@ -1924,7 +1957,7 @@
               <w:rPr>
                 <w:rStyle w:val="VerbatimChar"/>
                 <w:rFonts w:ascii="宋体" w:hAnsi="宋体" w:eastAsia="宋体"/>
-                <w:sz w:val="19"/>
+                <w:sz w:val="21"/>
               </w:rPr>
               <w:t xml:space="preserve">8</w:t>
             </w:r>
@@ -1943,7 +1976,7 @@
               <w:rPr>
                 <w:rStyle w:val="VerbatimChar"/>
                 <w:rFonts w:ascii="宋体" w:hAnsi="宋体" w:eastAsia="宋体"/>
-                <w:sz w:val="19"/>
+                <w:sz w:val="21"/>
               </w:rPr>
               <w:t xml:space="preserve">BEARING_EXAMPLE_MAX_SAMPLES</w:t>
             </w:r>
@@ -1959,7 +1992,7 @@
             <w:r>
               <w:rPr>
                 <w:rFonts w:ascii="宋体" w:hAnsi="宋体" w:eastAsia="宋体"/>
-                <w:sz w:val="19"/>
+                <w:sz w:val="21"/>
               </w:rPr>
               <w:t xml:space="preserve">示例最多抽样快照数</w:t>
             </w:r>
@@ -1976,7 +2009,7 @@
               <w:rPr>
                 <w:rStyle w:val="VerbatimChar"/>
                 <w:rFonts w:ascii="宋体" w:hAnsi="宋体" w:eastAsia="宋体"/>
-                <w:sz w:val="19"/>
+                <w:sz w:val="21"/>
               </w:rPr>
               <w:t xml:space="preserve">48</w:t>
             </w:r>
@@ -1991,7 +2024,7 @@
       </w:pPr>
       <w:r>
         <w:rPr>
-          <w:rFonts w:ascii="黑体" w:hAnsi="黑体" w:eastAsia="黑体"/>
+          <w:rFonts w:ascii="宋体" w:hAnsi="宋体" w:eastAsia="宋体"/>
         </w:rPr>
         <w:t xml:space="preserve">5.1 安装后验证步骤</w:t>
       </w:r>
@@ -1999,6 +2032,8 @@
     <w:p>
       <w:pPr>
         <w:pStyle w:val="FirstParagraph"/>
+        <w:spacing w:line="276" w:lineRule="auto" w:after="0"/>
+        <w:ind w:firstLine="420"/>
       </w:pPr>
       <w:r>
         <w:rPr>
@@ -2153,6 +2188,8 @@
     <w:p>
       <w:pPr>
         <w:pStyle w:val="FirstParagraph"/>
+        <w:spacing w:line="276" w:lineRule="auto" w:after="0"/>
+        <w:ind w:firstLine="420"/>
       </w:pPr>
       <w:r>
         <w:rPr>
@@ -2195,7 +2232,7 @@
       </w:pPr>
       <w:r>
         <w:rPr>
-          <w:rFonts w:ascii="黑体" w:hAnsi="黑体" w:eastAsia="黑体"/>
+          <w:rFonts w:ascii="宋体" w:hAnsi="宋体" w:eastAsia="宋体"/>
         </w:rPr>
         <w:t xml:space="preserve">6. 故障排查</w:t>
       </w:r>
@@ -2206,19 +2243,19 @@
         <w:tblW w:type="pct" w:w="0.0"/>
         <w:tblLook w:firstRow="1" w:lastRow="0" w:firstColumn="0" w:lastColumn="0" w:noHBand="0" w:noVBand="0" w:val="0020"/>
         <w:tblBorders>
-          <w:top w:val="single" w:sz="4" w:space="0" w:color="BFBFBF"/>
-          <w:left w:val="single" w:sz="4" w:space="0" w:color="BFBFBF"/>
-          <w:bottom w:val="single" w:sz="4" w:space="0" w:color="BFBFBF"/>
-          <w:right w:val="single" w:sz="4" w:space="0" w:color="BFBFBF"/>
-          <w:insideH w:val="single" w:sz="4" w:space="0" w:color="BFBFBF"/>
-          <w:insideV w:val="single" w:sz="4" w:space="0" w:color="BFBFBF"/>
+          <w:top w:val="single" w:sz="4" w:space="0" w:color="000000"/>
+          <w:left w:val="single" w:sz="4" w:space="0" w:color="000000"/>
+          <w:bottom w:val="single" w:sz="4" w:space="0" w:color="000000"/>
+          <w:right w:val="single" w:sz="4" w:space="0" w:color="000000"/>
+          <w:insideH w:val="single" w:sz="4" w:space="0" w:color="000000"/>
+          <w:insideV w:val="single" w:sz="4" w:space="0" w:color="000000"/>
         </w:tblBorders>
       </w:tblPr>
       <w:tblGrid/>
       <w:tr>
         <w:tc>
           <w:tcPr>
-            <w:shd w:fill="EAEAEA"/>
+            <w:shd w:fill="FFFFFF"/>
           </w:tcPr>
           <w:p>
             <w:pPr>
@@ -2229,7 +2266,8 @@
             <w:r>
               <w:rPr>
                 <w:rFonts w:ascii="宋体" w:hAnsi="宋体" w:eastAsia="宋体"/>
-                <w:sz w:val="19"/>
+                <w:b/>
+                <w:sz w:val="21"/>
               </w:rPr>
               <w:t xml:space="preserve">问题</w:t>
             </w:r>
@@ -2237,7 +2275,7 @@
         </w:tc>
         <w:tc>
           <w:tcPr>
-            <w:shd w:fill="EAEAEA"/>
+            <w:shd w:fill="FFFFFF"/>
           </w:tcPr>
           <w:p>
             <w:pPr>
@@ -2248,7 +2286,8 @@
             <w:r>
               <w:rPr>
                 <w:rFonts w:ascii="宋体" w:hAnsi="宋体" w:eastAsia="宋体"/>
-                <w:sz w:val="19"/>
+                <w:b/>
+                <w:sz w:val="21"/>
               </w:rPr>
               <w:t xml:space="preserve">处理</w:t>
             </w:r>
@@ -2266,7 +2305,7 @@
             <w:r>
               <w:rPr>
                 <w:rFonts w:ascii="宋体" w:hAnsi="宋体" w:eastAsia="宋体"/>
-                <w:sz w:val="19"/>
+                <w:sz w:val="21"/>
               </w:rPr>
               <w:t xml:space="preserve">找不到真实数据</w:t>
             </w:r>
@@ -2282,7 +2321,7 @@
             <w:r>
               <w:rPr>
                 <w:rFonts w:ascii="宋体" w:hAnsi="宋体" w:eastAsia="宋体"/>
-                <w:sz w:val="19"/>
+                <w:sz w:val="21"/>
               </w:rPr>
               <w:t xml:space="preserve">检查目录是否与第 3 节一致，或使用 demo 数据运行</w:t>
             </w:r>
@@ -2300,7 +2339,7 @@
             <w:r>
               <w:rPr>
                 <w:rFonts w:ascii="宋体" w:hAnsi="宋体" w:eastAsia="宋体"/>
-                <w:sz w:val="19"/>
+                <w:sz w:val="21"/>
               </w:rPr>
               <w:t xml:space="preserve">训练时间过长</w:t>
             </w:r>
@@ -2316,14 +2355,14 @@
             <w:r>
               <w:rPr>
                 <w:rFonts w:ascii="宋体" w:hAnsi="宋体" w:eastAsia="宋体"/>
-                <w:sz w:val="19"/>
+                <w:sz w:val="21"/>
               </w:rPr>
               <w:t xml:space="preserve">降低</w:t>
             </w:r>
             <w:r>
               <w:rPr>
                 <w:rFonts w:ascii="宋体" w:hAnsi="宋体" w:eastAsia="宋体"/>
-                <w:sz w:val="19"/>
+                <w:sz w:val="21"/>
               </w:rPr>
               <w:t xml:space="preserve"> </w:t>
             </w:r>
@@ -2331,28 +2370,28 @@
               <w:rPr>
                 <w:rStyle w:val="VerbatimChar"/>
                 <w:rFonts w:ascii="宋体" w:hAnsi="宋体" w:eastAsia="宋体"/>
-                <w:sz w:val="19"/>
+                <w:sz w:val="21"/>
               </w:rPr>
               <w:t xml:space="preserve">BEARING_EXAMPLE_MAX_SAMPLES</w:t>
             </w:r>
             <w:r>
               <w:rPr>
                 <w:rFonts w:ascii="宋体" w:hAnsi="宋体" w:eastAsia="宋体"/>
-                <w:sz w:val="19"/>
+                <w:sz w:val="21"/>
               </w:rPr>
               <w:t xml:space="preserve"> </w:t>
             </w:r>
             <w:r>
               <w:rPr>
                 <w:rFonts w:ascii="宋体" w:hAnsi="宋体" w:eastAsia="宋体"/>
-                <w:sz w:val="19"/>
+                <w:sz w:val="21"/>
               </w:rPr>
               <w:t xml:space="preserve">或</w:t>
             </w:r>
             <w:r>
               <w:rPr>
                 <w:rFonts w:ascii="宋体" w:hAnsi="宋体" w:eastAsia="宋体"/>
-                <w:sz w:val="19"/>
+                <w:sz w:val="21"/>
               </w:rPr>
               <w:t xml:space="preserve"> </w:t>
             </w:r>
@@ -2360,7 +2399,7 @@
               <w:rPr>
                 <w:rStyle w:val="VerbatimChar"/>
                 <w:rFonts w:ascii="宋体" w:hAnsi="宋体" w:eastAsia="宋体"/>
-                <w:sz w:val="19"/>
+                <w:sz w:val="21"/>
               </w:rPr>
               <w:t xml:space="preserve">BEARING_EXAMPLE_EPOCHS</w:t>
             </w:r>
@@ -2378,7 +2417,7 @@
             <w:r>
               <w:rPr>
                 <w:rFonts w:ascii="宋体" w:hAnsi="宋体" w:eastAsia="宋体"/>
-                <w:sz w:val="19"/>
+                <w:sz w:val="21"/>
               </w:rPr>
               <w:t xml:space="preserve">PDF 导出失败</w:t>
             </w:r>
@@ -2394,14 +2433,14 @@
             <w:r>
               <w:rPr>
                 <w:rFonts w:ascii="宋体" w:hAnsi="宋体" w:eastAsia="宋体"/>
-                <w:sz w:val="19"/>
+                <w:sz w:val="21"/>
               </w:rPr>
               <w:t xml:space="preserve">确认已安装</w:t>
             </w:r>
             <w:r>
               <w:rPr>
                 <w:rFonts w:ascii="宋体" w:hAnsi="宋体" w:eastAsia="宋体"/>
-                <w:sz w:val="19"/>
+                <w:sz w:val="21"/>
               </w:rPr>
               <w:t xml:space="preserve"> </w:t>
             </w:r>
@@ -2409,28 +2448,28 @@
               <w:rPr>
                 <w:rStyle w:val="VerbatimChar"/>
                 <w:rFonts w:ascii="宋体" w:hAnsi="宋体" w:eastAsia="宋体"/>
-                <w:sz w:val="19"/>
+                <w:sz w:val="21"/>
               </w:rPr>
               <w:t xml:space="preserve">pandoc</w:t>
             </w:r>
             <w:r>
               <w:rPr>
                 <w:rFonts w:ascii="宋体" w:hAnsi="宋体" w:eastAsia="宋体"/>
-                <w:sz w:val="19"/>
+                <w:sz w:val="21"/>
               </w:rPr>
               <w:t xml:space="preserve"> </w:t>
             </w:r>
             <w:r>
               <w:rPr>
                 <w:rFonts w:ascii="宋体" w:hAnsi="宋体" w:eastAsia="宋体"/>
-                <w:sz w:val="19"/>
+                <w:sz w:val="21"/>
               </w:rPr>
               <w:t xml:space="preserve">和</w:t>
             </w:r>
             <w:r>
               <w:rPr>
                 <w:rFonts w:ascii="宋体" w:hAnsi="宋体" w:eastAsia="宋体"/>
-                <w:sz w:val="19"/>
+                <w:sz w:val="21"/>
               </w:rPr>
               <w:t xml:space="preserve"> </w:t>
             </w:r>
@@ -2438,7 +2477,7 @@
               <w:rPr>
                 <w:rStyle w:val="VerbatimChar"/>
                 <w:rFonts w:ascii="宋体" w:hAnsi="宋体" w:eastAsia="宋体"/>
-                <w:sz w:val="19"/>
+                <w:sz w:val="21"/>
               </w:rPr>
               <w:t xml:space="preserve">xelatex</w:t>
             </w:r>
@@ -2456,7 +2495,7 @@
             <w:r>
               <w:rPr>
                 <w:rFonts w:ascii="宋体" w:hAnsi="宋体" w:eastAsia="宋体"/>
-                <w:sz w:val="19"/>
+                <w:sz w:val="21"/>
               </w:rPr>
               <w:t xml:space="preserve">PyTorch 安装异常</w:t>
             </w:r>
@@ -2472,14 +2511,14 @@
             <w:r>
               <w:rPr>
                 <w:rFonts w:ascii="宋体" w:hAnsi="宋体" w:eastAsia="宋体"/>
-                <w:sz w:val="19"/>
+                <w:sz w:val="21"/>
               </w:rPr>
               <w:t xml:space="preserve">重新执行</w:t>
             </w:r>
             <w:r>
               <w:rPr>
                 <w:rFonts w:ascii="宋体" w:hAnsi="宋体" w:eastAsia="宋体"/>
-                <w:sz w:val="19"/>
+                <w:sz w:val="21"/>
               </w:rPr>
               <w:t xml:space="preserve"> </w:t>
             </w:r>
@@ -2487,7 +2526,7 @@
               <w:rPr>
                 <w:rStyle w:val="VerbatimChar"/>
                 <w:rFonts w:ascii="宋体" w:hAnsi="宋体" w:eastAsia="宋体"/>
-                <w:sz w:val="19"/>
+                <w:sz w:val="21"/>
               </w:rPr>
               <w:t xml:space="preserve">uv sync --extra dev</w:t>
             </w:r>
@@ -2498,7 +2537,7 @@
     <w:bookmarkEnd w:id="28"/>
     <w:bookmarkEnd w:id="29"/>
     <w:sectPr>
-      <w:pgMar w:top="1361" w:bottom="1247" w:left="1417" w:right="1417"/>
+      <w:pgMar w:top="1440" w:bottom="1440" w:left="1797" w:right="1797"/>
     </w:sectPr>
   </w:body>
 </w:document>
@@ -2645,12 +2684,20 @@
       <w:spacing w:after="180" w:before="180"/>
     </w:pPr>
     <w:qFormat/>
+    <w:rPr>
+      <w:rFonts w:ascii="宋体" w:hAnsi="宋体" w:eastAsia="宋体"/>
+      <w:sz w:val="21"/>
+    </w:rPr>
   </w:style>
   <w:style w:customStyle="1" w:styleId="FirstParagraph" w:type="paragraph">
     <w:name w:val="First Paragraph"/>
     <w:basedOn w:val="BodyText"/>
     <w:next w:val="BodyText"/>
     <w:qFormat/>
+    <w:rPr>
+      <w:rFonts w:ascii="宋体" w:hAnsi="宋体" w:eastAsia="宋体"/>
+      <w:sz w:val="21"/>
+    </w:rPr>
   </w:style>
   <w:style w:customStyle="1" w:styleId="Compact" w:type="paragraph">
     <w:name w:val="Compact"/>
@@ -2659,6 +2706,10 @@
     <w:pPr>
       <w:spacing w:after="36" w:before="36"/>
     </w:pPr>
+    <w:rPr>
+      <w:rFonts w:ascii="宋体" w:hAnsi="宋体" w:eastAsia="宋体"/>
+      <w:sz w:val="21"/>
+    </w:rPr>
   </w:style>
   <w:style w:styleId="Title" w:type="paragraph">
     <w:name w:val="Title"/>
@@ -2676,7 +2727,7 @@
       <w:b/>
       <w:bCs/>
       <w:color w:themeColor="accent1" w:themeShade="B5" w:val="345A8A"/>
-      <w:sz w:val="40"/>
+      <w:sz w:val="36"/>
       <w:szCs w:val="36"/>
     </w:rPr>
   </w:style>
@@ -2752,11 +2803,11 @@
       <w:outlineLvl w:val="0"/>
     </w:pPr>
     <w:rPr>
-      <w:rFonts w:asciiTheme="majorHAnsi" w:cstheme="majorBidi" w:eastAsiaTheme="majorEastAsia" w:hAnsiTheme="majorHAnsi"/>
+      <w:rFonts w:asciiTheme="majorHAnsi" w:cstheme="majorBidi" w:eastAsiaTheme="majorEastAsia" w:hAnsiTheme="majorHAnsi" w:ascii="宋体" w:hAnsi="宋体" w:eastAsia="宋体"/>
       <w:b/>
       <w:bCs/>
       <w:color w:themeColor="accent1" w:val="4F81BD"/>
-      <w:sz w:val="32"/>
+      <w:sz w:val="48"/>
       <w:szCs w:val="32"/>
     </w:rPr>
   </w:style>
@@ -2774,11 +2825,11 @@
       <w:outlineLvl w:val="1"/>
     </w:pPr>
     <w:rPr>
-      <w:rFonts w:asciiTheme="majorHAnsi" w:cstheme="majorBidi" w:eastAsiaTheme="majorEastAsia" w:hAnsiTheme="majorHAnsi"/>
+      <w:rFonts w:asciiTheme="majorHAnsi" w:cstheme="majorBidi" w:eastAsiaTheme="majorEastAsia" w:hAnsiTheme="majorHAnsi" w:ascii="宋体" w:hAnsi="宋体" w:eastAsia="宋体"/>
       <w:b/>
       <w:bCs/>
       <w:color w:themeColor="accent1" w:val="4F81BD"/>
-      <w:sz w:val="28"/>
+      <w:sz w:val="36"/>
       <w:szCs w:val="28"/>
     </w:rPr>
   </w:style>
@@ -2796,11 +2847,11 @@
       <w:outlineLvl w:val="2"/>
     </w:pPr>
     <w:rPr>
-      <w:rFonts w:asciiTheme="majorHAnsi" w:cstheme="majorBidi" w:eastAsiaTheme="majorEastAsia" w:hAnsiTheme="majorHAnsi"/>
+      <w:rFonts w:asciiTheme="majorHAnsi" w:cstheme="majorBidi" w:eastAsiaTheme="majorEastAsia" w:hAnsiTheme="majorHAnsi" w:ascii="宋体" w:hAnsi="宋体" w:eastAsia="宋体"/>
       <w:b/>
       <w:bCs/>
       <w:color w:themeColor="accent1" w:val="4F81BD"/>
-      <w:sz w:val="24"/>
+      <w:sz w:val="27"/>
       <w:szCs w:val="24"/>
     </w:rPr>
   </w:style>
@@ -2818,8 +2869,9 @@
       <w:outlineLvl w:val="3"/>
     </w:pPr>
     <w:rPr>
-      <w:rFonts w:asciiTheme="majorHAnsi" w:cstheme="majorBidi" w:eastAsiaTheme="majorEastAsia" w:hAnsiTheme="majorHAnsi"/>
+      <w:rFonts w:asciiTheme="majorHAnsi" w:cstheme="majorBidi" w:eastAsiaTheme="majorEastAsia" w:hAnsiTheme="majorHAnsi" w:ascii="宋体" w:hAnsi="宋体" w:eastAsia="宋体"/>
       <w:i/>
+      <w:b/>
       <w:bCs/>
       <w:color w:themeColor="accent1" w:val="4F81BD"/>
       <w:sz w:val="24"/>

--- a/docx/final/17_安装配置手册.docx
+++ b/docx/final/17_安装配置手册.docx
@@ -38,6 +38,7 @@
         <w:rPr>
           <w:rFonts w:ascii="宋体" w:hAnsi="宋体" w:eastAsia="宋体"/>
           <w:b/>
+          <w:color w:val="000000"/>
           <w:sz w:val="48"/>
         </w:rPr>
         <w:t xml:space="preserve">工业轴承设备剩余寿命预测系统的实现：安装配置手册</w:t>
@@ -51,6 +52,7 @@
       <w:r>
         <w:rPr>
           <w:rFonts w:ascii="宋体" w:hAnsi="宋体" w:eastAsia="宋体"/>
+          <w:color w:val="000000"/>
         </w:rPr>
         <w:t xml:space="preserve">文档信息</w:t>
       </w:r>
@@ -85,6 +87,7 @@
               <w:rPr>
                 <w:rFonts w:ascii="宋体" w:hAnsi="宋体" w:eastAsia="宋体"/>
                 <w:b/>
+                <w:color w:val="000000"/>
                 <w:sz w:val="21"/>
               </w:rPr>
               <w:t xml:space="preserve">项目</w:t>
@@ -105,6 +108,7 @@
               <w:rPr>
                 <w:rFonts w:ascii="宋体" w:hAnsi="宋体" w:eastAsia="宋体"/>
                 <w:b/>
+                <w:color w:val="000000"/>
                 <w:sz w:val="21"/>
               </w:rPr>
               <w:t xml:space="preserve">内容</w:t>
@@ -123,6 +127,7 @@
             <w:r>
               <w:rPr>
                 <w:rFonts w:ascii="宋体" w:hAnsi="宋体" w:eastAsia="宋体"/>
+                <w:color w:val="000000"/>
                 <w:sz w:val="21"/>
               </w:rPr>
               <w:t xml:space="preserve">文档名称</w:t>
@@ -139,6 +144,7 @@
             <w:r>
               <w:rPr>
                 <w:rFonts w:ascii="宋体" w:hAnsi="宋体" w:eastAsia="宋体"/>
+                <w:color w:val="000000"/>
                 <w:sz w:val="21"/>
               </w:rPr>
               <w:t xml:space="preserve">安装配置手册</w:t>
@@ -157,6 +163,7 @@
             <w:r>
               <w:rPr>
                 <w:rFonts w:ascii="宋体" w:hAnsi="宋体" w:eastAsia="宋体"/>
+                <w:color w:val="000000"/>
                 <w:sz w:val="21"/>
               </w:rPr>
               <w:t xml:space="preserve">文档编号</w:t>
@@ -173,6 +180,7 @@
             <w:r>
               <w:rPr>
                 <w:rFonts w:ascii="宋体" w:hAnsi="宋体" w:eastAsia="宋体"/>
+                <w:color w:val="000000"/>
                 <w:sz w:val="21"/>
               </w:rPr>
               <w:t xml:space="preserve">SE-PHM-FINAL-17</w:t>
@@ -191,6 +199,7 @@
             <w:r>
               <w:rPr>
                 <w:rFonts w:ascii="宋体" w:hAnsi="宋体" w:eastAsia="宋体"/>
+                <w:color w:val="000000"/>
                 <w:sz w:val="21"/>
               </w:rPr>
               <w:t xml:space="preserve">文档阶段</w:t>
@@ -207,6 +216,7 @@
             <w:r>
               <w:rPr>
                 <w:rFonts w:ascii="宋体" w:hAnsi="宋体" w:eastAsia="宋体"/>
+                <w:color w:val="000000"/>
                 <w:sz w:val="21"/>
               </w:rPr>
               <w:t xml:space="preserve">结题</w:t>
@@ -225,6 +235,7 @@
             <w:r>
               <w:rPr>
                 <w:rFonts w:ascii="宋体" w:hAnsi="宋体" w:eastAsia="宋体"/>
+                <w:color w:val="000000"/>
                 <w:sz w:val="21"/>
               </w:rPr>
               <w:t xml:space="preserve">项目名称</w:t>
@@ -241,6 +252,7 @@
             <w:r>
               <w:rPr>
                 <w:rFonts w:ascii="宋体" w:hAnsi="宋体" w:eastAsia="宋体"/>
+                <w:color w:val="000000"/>
                 <w:sz w:val="21"/>
               </w:rPr>
               <w:t xml:space="preserve">工业轴承设备剩余寿命预测系统的实现</w:t>
@@ -259,6 +271,7 @@
             <w:r>
               <w:rPr>
                 <w:rFonts w:ascii="宋体" w:hAnsi="宋体" w:eastAsia="宋体"/>
+                <w:color w:val="000000"/>
                 <w:sz w:val="21"/>
               </w:rPr>
               <w:t xml:space="preserve">课程</w:t>
@@ -275,6 +288,7 @@
             <w:r>
               <w:rPr>
                 <w:rFonts w:ascii="宋体" w:hAnsi="宋体" w:eastAsia="宋体"/>
+                <w:color w:val="000000"/>
                 <w:sz w:val="21"/>
               </w:rPr>
               <w:t xml:space="preserve">中国科学技术大学软件学院《软件工程》</w:t>
@@ -293,6 +307,7 @@
             <w:r>
               <w:rPr>
                 <w:rFonts w:ascii="宋体" w:hAnsi="宋体" w:eastAsia="宋体"/>
+                <w:color w:val="000000"/>
                 <w:sz w:val="21"/>
               </w:rPr>
               <w:t xml:space="preserve">指导老师</w:t>
@@ -309,6 +324,7 @@
             <w:r>
               <w:rPr>
                 <w:rFonts w:ascii="宋体" w:hAnsi="宋体" w:eastAsia="宋体"/>
+                <w:color w:val="000000"/>
                 <w:sz w:val="21"/>
               </w:rPr>
               <w:t xml:space="preserve">zjf</w:t>
@@ -327,6 +343,7 @@
             <w:r>
               <w:rPr>
                 <w:rFonts w:ascii="宋体" w:hAnsi="宋体" w:eastAsia="宋体"/>
+                <w:color w:val="000000"/>
                 <w:sz w:val="21"/>
               </w:rPr>
               <w:t xml:space="preserve">小组成员</w:t>
@@ -343,6 +360,7 @@
             <w:r>
               <w:rPr>
                 <w:rFonts w:ascii="宋体" w:hAnsi="宋体" w:eastAsia="宋体"/>
+                <w:color w:val="000000"/>
                 <w:sz w:val="21"/>
               </w:rPr>
               <w:t xml:space="preserve">zyj、cyy、zdh、zy</w:t>
@@ -361,6 +379,7 @@
             <w:r>
               <w:rPr>
                 <w:rFonts w:ascii="宋体" w:hAnsi="宋体" w:eastAsia="宋体"/>
+                <w:color w:val="000000"/>
                 <w:sz w:val="21"/>
               </w:rPr>
               <w:t xml:space="preserve">文档负责人</w:t>
@@ -377,6 +396,7 @@
             <w:r>
               <w:rPr>
                 <w:rFonts w:ascii="宋体" w:hAnsi="宋体" w:eastAsia="宋体"/>
+                <w:color w:val="000000"/>
                 <w:sz w:val="21"/>
               </w:rPr>
               <w:t xml:space="preserve">zy</w:t>
@@ -395,6 +415,7 @@
             <w:r>
               <w:rPr>
                 <w:rFonts w:ascii="宋体" w:hAnsi="宋体" w:eastAsia="宋体"/>
+                <w:color w:val="000000"/>
                 <w:sz w:val="21"/>
               </w:rPr>
               <w:t xml:space="preserve">参与编写</w:t>
@@ -411,6 +432,7 @@
             <w:r>
               <w:rPr>
                 <w:rFonts w:ascii="宋体" w:hAnsi="宋体" w:eastAsia="宋体"/>
+                <w:color w:val="000000"/>
                 <w:sz w:val="21"/>
               </w:rPr>
               <w:t xml:space="preserve">zyj、cyy、zdh</w:t>
@@ -429,6 +451,7 @@
             <w:r>
               <w:rPr>
                 <w:rFonts w:ascii="宋体" w:hAnsi="宋体" w:eastAsia="宋体"/>
+                <w:color w:val="000000"/>
                 <w:sz w:val="21"/>
               </w:rPr>
               <w:t xml:space="preserve">版本</w:t>
@@ -445,6 +468,7 @@
             <w:r>
               <w:rPr>
                 <w:rFonts w:ascii="宋体" w:hAnsi="宋体" w:eastAsia="宋体"/>
+                <w:color w:val="000000"/>
                 <w:sz w:val="21"/>
               </w:rPr>
               <w:t xml:space="preserve">V3.0</w:t>
@@ -463,6 +487,7 @@
             <w:r>
               <w:rPr>
                 <w:rFonts w:ascii="宋体" w:hAnsi="宋体" w:eastAsia="宋体"/>
+                <w:color w:val="000000"/>
                 <w:sz w:val="21"/>
               </w:rPr>
               <w:t xml:space="preserve">修订日期</w:t>
@@ -479,6 +504,7 @@
             <w:r>
               <w:rPr>
                 <w:rFonts w:ascii="宋体" w:hAnsi="宋体" w:eastAsia="宋体"/>
+                <w:color w:val="000000"/>
                 <w:sz w:val="21"/>
               </w:rPr>
               <w:t xml:space="preserve">2026-06-14</w:t>
@@ -497,6 +523,7 @@
             <w:r>
               <w:rPr>
                 <w:rFonts w:ascii="宋体" w:hAnsi="宋体" w:eastAsia="宋体"/>
+                <w:color w:val="000000"/>
                 <w:sz w:val="21"/>
               </w:rPr>
               <w:t xml:space="preserve">归档形式</w:t>
@@ -513,6 +540,7 @@
             <w:r>
               <w:rPr>
                 <w:rFonts w:ascii="宋体" w:hAnsi="宋体" w:eastAsia="宋体"/>
+                <w:color w:val="000000"/>
                 <w:sz w:val="21"/>
               </w:rPr>
               <w:t xml:space="preserve">Markdown 源文件、PDF、DOCX</w:t>
@@ -531,6 +559,7 @@
             <w:r>
               <w:rPr>
                 <w:rFonts w:ascii="宋体" w:hAnsi="宋体" w:eastAsia="宋体"/>
+                <w:color w:val="000000"/>
                 <w:sz w:val="21"/>
               </w:rPr>
               <w:t xml:space="preserve">内容基线</w:t>
@@ -547,6 +576,7 @@
             <w:r>
               <w:rPr>
                 <w:rFonts w:ascii="宋体" w:hAnsi="宋体" w:eastAsia="宋体"/>
+                <w:color w:val="000000"/>
                 <w:sz w:val="21"/>
               </w:rPr>
               <w:t xml:space="preserve">环境、依赖、数据目录、命令和问题排查</w:t>
@@ -564,6 +594,7 @@
       <w:r>
         <w:rPr>
           <w:rFonts w:ascii="宋体" w:hAnsi="宋体" w:eastAsia="宋体"/>
+          <w:color w:val="000000"/>
         </w:rPr>
         <w:t xml:space="preserve">修订记录</w:t>
       </w:r>
@@ -598,6 +629,7 @@
               <w:rPr>
                 <w:rFonts w:ascii="宋体" w:hAnsi="宋体" w:eastAsia="宋体"/>
                 <w:b/>
+                <w:color w:val="000000"/>
                 <w:sz w:val="21"/>
               </w:rPr>
               <w:t xml:space="preserve">版本</w:t>
@@ -618,6 +650,7 @@
               <w:rPr>
                 <w:rFonts w:ascii="宋体" w:hAnsi="宋体" w:eastAsia="宋体"/>
                 <w:b/>
+                <w:color w:val="000000"/>
                 <w:sz w:val="21"/>
               </w:rPr>
               <w:t xml:space="preserve">日期</w:t>
@@ -638,6 +671,7 @@
               <w:rPr>
                 <w:rFonts w:ascii="宋体" w:hAnsi="宋体" w:eastAsia="宋体"/>
                 <w:b/>
+                <w:color w:val="000000"/>
                 <w:sz w:val="21"/>
               </w:rPr>
               <w:t xml:space="preserve">编写人</w:t>
@@ -658,6 +692,7 @@
               <w:rPr>
                 <w:rFonts w:ascii="宋体" w:hAnsi="宋体" w:eastAsia="宋体"/>
                 <w:b/>
+                <w:color w:val="000000"/>
                 <w:sz w:val="21"/>
               </w:rPr>
               <w:t xml:space="preserve">说明</w:t>
@@ -676,6 +711,7 @@
             <w:r>
               <w:rPr>
                 <w:rFonts w:ascii="宋体" w:hAnsi="宋体" w:eastAsia="宋体"/>
+                <w:color w:val="000000"/>
                 <w:sz w:val="21"/>
               </w:rPr>
               <w:t xml:space="preserve">V1.0</w:t>
@@ -692,6 +728,7 @@
             <w:r>
               <w:rPr>
                 <w:rFonts w:ascii="宋体" w:hAnsi="宋体" w:eastAsia="宋体"/>
+                <w:color w:val="000000"/>
                 <w:sz w:val="21"/>
               </w:rPr>
               <w:t xml:space="preserve">2025-11-10</w:t>
@@ -708,6 +745,7 @@
             <w:r>
               <w:rPr>
                 <w:rFonts w:ascii="宋体" w:hAnsi="宋体" w:eastAsia="宋体"/>
+                <w:color w:val="000000"/>
                 <w:sz w:val="21"/>
               </w:rPr>
               <w:t xml:space="preserve">项目组</w:t>
@@ -724,6 +762,7 @@
             <w:r>
               <w:rPr>
                 <w:rFonts w:ascii="宋体" w:hAnsi="宋体" w:eastAsia="宋体"/>
+                <w:color w:val="000000"/>
                 <w:sz w:val="21"/>
               </w:rPr>
               <w:t xml:space="preserve">完成初版课程文档</w:t>
@@ -742,6 +781,7 @@
             <w:r>
               <w:rPr>
                 <w:rFonts w:ascii="宋体" w:hAnsi="宋体" w:eastAsia="宋体"/>
+                <w:color w:val="000000"/>
                 <w:sz w:val="21"/>
               </w:rPr>
               <w:t xml:space="preserve">V2.0</w:t>
@@ -758,6 +798,7 @@
             <w:r>
               <w:rPr>
                 <w:rFonts w:ascii="宋体" w:hAnsi="宋体" w:eastAsia="宋体"/>
+                <w:color w:val="000000"/>
                 <w:sz w:val="21"/>
               </w:rPr>
               <w:t xml:space="preserve">2026-03-12</w:t>
@@ -774,6 +815,7 @@
             <w:r>
               <w:rPr>
                 <w:rFonts w:ascii="宋体" w:hAnsi="宋体" w:eastAsia="宋体"/>
+                <w:color w:val="000000"/>
                 <w:sz w:val="21"/>
               </w:rPr>
               <w:t xml:space="preserve">项目组</w:t>
@@ -790,6 +832,7 @@
             <w:r>
               <w:rPr>
                 <w:rFonts w:ascii="宋体" w:hAnsi="宋体" w:eastAsia="宋体"/>
+                <w:color w:val="000000"/>
                 <w:sz w:val="21"/>
               </w:rPr>
               <w:t xml:space="preserve">统一项目名称、技术基线和阶段交付内容</w:t>
@@ -808,6 +851,7 @@
             <w:r>
               <w:rPr>
                 <w:rFonts w:ascii="宋体" w:hAnsi="宋体" w:eastAsia="宋体"/>
+                <w:color w:val="000000"/>
                 <w:sz w:val="21"/>
               </w:rPr>
               <w:t xml:space="preserve">V3.0</w:t>
@@ -824,6 +868,7 @@
             <w:r>
               <w:rPr>
                 <w:rFonts w:ascii="宋体" w:hAnsi="宋体" w:eastAsia="宋体"/>
+                <w:color w:val="000000"/>
                 <w:sz w:val="21"/>
               </w:rPr>
               <w:t xml:space="preserve">2026-06-14</w:t>
@@ -840,6 +885,7 @@
             <w:r>
               <w:rPr>
                 <w:rFonts w:ascii="宋体" w:hAnsi="宋体" w:eastAsia="宋体"/>
+                <w:color w:val="000000"/>
                 <w:sz w:val="21"/>
               </w:rPr>
               <w:t xml:space="preserve">项目组</w:t>
@@ -856,6 +902,7 @@
             <w:r>
               <w:rPr>
                 <w:rFonts w:ascii="宋体" w:hAnsi="宋体" w:eastAsia="宋体"/>
+                <w:color w:val="000000"/>
                 <w:sz w:val="21"/>
               </w:rPr>
               <w:t xml:space="preserve">参考课程交付样例统一封面与归档格式，补充数据理解、技术难点、测试验收和 DOCX 交付信息</w:t>
@@ -873,6 +920,7 @@
       <w:r>
         <w:rPr>
           <w:rFonts w:ascii="宋体" w:hAnsi="宋体" w:eastAsia="宋体"/>
+          <w:color w:val="000000"/>
         </w:rPr>
         <w:t xml:space="preserve">1. 环境要求</w:t>
       </w:r>
@@ -907,6 +955,7 @@
               <w:rPr>
                 <w:rFonts w:ascii="宋体" w:hAnsi="宋体" w:eastAsia="宋体"/>
                 <w:b/>
+                <w:color w:val="000000"/>
                 <w:sz w:val="21"/>
               </w:rPr>
               <w:t xml:space="preserve">项目</w:t>
@@ -927,6 +976,7 @@
               <w:rPr>
                 <w:rFonts w:ascii="宋体" w:hAnsi="宋体" w:eastAsia="宋体"/>
                 <w:b/>
+                <w:color w:val="000000"/>
                 <w:sz w:val="21"/>
               </w:rPr>
               <w:t xml:space="preserve">要求</w:t>
@@ -945,6 +995,7 @@
             <w:r>
               <w:rPr>
                 <w:rFonts w:ascii="宋体" w:hAnsi="宋体" w:eastAsia="宋体"/>
+                <w:color w:val="000000"/>
                 <w:sz w:val="21"/>
               </w:rPr>
               <w:t xml:space="preserve">操作系统</w:t>
@@ -961,6 +1012,7 @@
             <w:r>
               <w:rPr>
                 <w:rFonts w:ascii="宋体" w:hAnsi="宋体" w:eastAsia="宋体"/>
+                <w:color w:val="000000"/>
                 <w:sz w:val="21"/>
               </w:rPr>
               <w:t xml:space="preserve">macOS、Linux 或 Windows</w:t>
@@ -979,6 +1031,7 @@
             <w:r>
               <w:rPr>
                 <w:rFonts w:ascii="宋体" w:hAnsi="宋体" w:eastAsia="宋体"/>
+                <w:color w:val="000000"/>
                 <w:sz w:val="21"/>
               </w:rPr>
               <w:t xml:space="preserve">Python</w:t>
@@ -995,6 +1048,7 @@
             <w:r>
               <w:rPr>
                 <w:rFonts w:ascii="宋体" w:hAnsi="宋体" w:eastAsia="宋体"/>
+                <w:color w:val="000000"/>
                 <w:sz w:val="21"/>
               </w:rPr>
               <w:t xml:space="preserve">3.11+</w:t>
@@ -1013,6 +1067,7 @@
             <w:r>
               <w:rPr>
                 <w:rFonts w:ascii="宋体" w:hAnsi="宋体" w:eastAsia="宋体"/>
+                <w:color w:val="000000"/>
                 <w:sz w:val="21"/>
               </w:rPr>
               <w:t xml:space="preserve">环境管理</w:t>
@@ -1029,6 +1084,7 @@
             <w:r>
               <w:rPr>
                 <w:rFonts w:ascii="宋体" w:hAnsi="宋体" w:eastAsia="宋体"/>
+                <w:color w:val="000000"/>
                 <w:sz w:val="21"/>
               </w:rPr>
               <w:t xml:space="preserve">uv</w:t>
@@ -1047,6 +1103,7 @@
             <w:r>
               <w:rPr>
                 <w:rFonts w:ascii="宋体" w:hAnsi="宋体" w:eastAsia="宋体"/>
+                <w:color w:val="000000"/>
                 <w:sz w:val="21"/>
               </w:rPr>
               <w:t xml:space="preserve">主要依赖</w:t>
@@ -1063,6 +1120,7 @@
             <w:r>
               <w:rPr>
                 <w:rFonts w:ascii="宋体" w:hAnsi="宋体" w:eastAsia="宋体"/>
+                <w:color w:val="000000"/>
                 <w:sz w:val="21"/>
               </w:rPr>
               <w:t xml:space="preserve">numpy、pandas、scikit-learn、torch、lifelines、matplotlib、seaborn</w:t>
@@ -1081,6 +1139,7 @@
             <w:r>
               <w:rPr>
                 <w:rFonts w:ascii="宋体" w:hAnsi="宋体" w:eastAsia="宋体"/>
+                <w:color w:val="000000"/>
                 <w:sz w:val="21"/>
               </w:rPr>
               <w:t xml:space="preserve">可选依赖</w:t>
@@ -1097,6 +1156,7 @@
             <w:r>
               <w:rPr>
                 <w:rFonts w:ascii="宋体" w:hAnsi="宋体" w:eastAsia="宋体"/>
+                <w:color w:val="000000"/>
                 <w:sz w:val="21"/>
               </w:rPr>
               <w:t xml:space="preserve">tsfresh、xgboost</w:t>
@@ -1114,6 +1174,7 @@
       <w:r>
         <w:rPr>
           <w:rFonts w:ascii="宋体" w:hAnsi="宋体" w:eastAsia="宋体"/>
+          <w:color w:val="000000"/>
         </w:rPr>
         <w:t xml:space="preserve">2. 安装步骤</w:t>
       </w:r>
@@ -1126,6 +1187,7 @@
         <w:rPr>
           <w:rStyle w:val="FunctionTok"/>
           <w:rFonts w:ascii="宋体" w:hAnsi="宋体" w:eastAsia="宋体"/>
+          <w:color w:val="000000"/>
         </w:rPr>
         <w:t xml:space="preserve">git</w:t>
       </w:r>
@@ -1133,6 +1195,7 @@
         <w:rPr>
           <w:rStyle w:val="NormalTok"/>
           <w:rFonts w:ascii="宋体" w:hAnsi="宋体" w:eastAsia="宋体"/>
+          <w:color w:val="000000"/>
         </w:rPr>
         <w:t xml:space="preserve"> clone </w:t>
       </w:r>
@@ -1140,6 +1203,7 @@
         <w:rPr>
           <w:rStyle w:val="OperatorTok"/>
           <w:rFonts w:ascii="宋体" w:hAnsi="宋体" w:eastAsia="宋体"/>
+          <w:color w:val="000000"/>
         </w:rPr>
         <w:t xml:space="preserve">&lt;</w:t>
       </w:r>
@@ -1147,6 +1211,7 @@
         <w:rPr>
           <w:rStyle w:val="NormalTok"/>
           <w:rFonts w:ascii="宋体" w:hAnsi="宋体" w:eastAsia="宋体"/>
+          <w:color w:val="000000"/>
         </w:rPr>
         <w:t xml:space="preserve">repo-url</w:t>
       </w:r>
@@ -1154,12 +1219,14 @@
         <w:rPr>
           <w:rStyle w:val="OperatorTok"/>
           <w:rFonts w:ascii="宋体" w:hAnsi="宋体" w:eastAsia="宋体"/>
+          <w:color w:val="000000"/>
         </w:rPr>
         <w:t xml:space="preserve">&gt;</w:t>
       </w:r>
       <w:r>
         <w:rPr>
           <w:rFonts w:ascii="宋体" w:hAnsi="宋体" w:eastAsia="宋体"/>
+          <w:color w:val="000000"/>
         </w:rPr>
         <w:br/>
       </w:r>
@@ -1167,6 +1234,7 @@
         <w:rPr>
           <w:rStyle w:val="BuiltInTok"/>
           <w:rFonts w:ascii="宋体" w:hAnsi="宋体" w:eastAsia="宋体"/>
+          <w:color w:val="000000"/>
         </w:rPr>
         <w:t xml:space="preserve">cd</w:t>
       </w:r>
@@ -1174,12 +1242,14 @@
         <w:rPr>
           <w:rStyle w:val="NormalTok"/>
           <w:rFonts w:ascii="宋体" w:hAnsi="宋体" w:eastAsia="宋体"/>
+          <w:color w:val="000000"/>
         </w:rPr>
         <w:t xml:space="preserve"> phm</w:t>
       </w:r>
       <w:r>
         <w:rPr>
           <w:rFonts w:ascii="宋体" w:hAnsi="宋体" w:eastAsia="宋体"/>
+          <w:color w:val="000000"/>
         </w:rPr>
         <w:br/>
       </w:r>
@@ -1187,6 +1257,7 @@
         <w:rPr>
           <w:rStyle w:val="ExtensionTok"/>
           <w:rFonts w:ascii="宋体" w:hAnsi="宋体" w:eastAsia="宋体"/>
+          <w:color w:val="000000"/>
         </w:rPr>
         <w:t xml:space="preserve">uv</w:t>
       </w:r>
@@ -1194,12 +1265,14 @@
         <w:rPr>
           <w:rStyle w:val="NormalTok"/>
           <w:rFonts w:ascii="宋体" w:hAnsi="宋体" w:eastAsia="宋体"/>
+          <w:color w:val="000000"/>
         </w:rPr>
         <w:t xml:space="preserve"> python install 3.11</w:t>
       </w:r>
       <w:r>
         <w:rPr>
           <w:rFonts w:ascii="宋体" w:hAnsi="宋体" w:eastAsia="宋体"/>
+          <w:color w:val="000000"/>
         </w:rPr>
         <w:br/>
       </w:r>
@@ -1207,6 +1280,7 @@
         <w:rPr>
           <w:rStyle w:val="ExtensionTok"/>
           <w:rFonts w:ascii="宋体" w:hAnsi="宋体" w:eastAsia="宋体"/>
+          <w:color w:val="000000"/>
         </w:rPr>
         <w:t xml:space="preserve">uv</w:t>
       </w:r>
@@ -1214,6 +1288,7 @@
         <w:rPr>
           <w:rStyle w:val="NormalTok"/>
           <w:rFonts w:ascii="宋体" w:hAnsi="宋体" w:eastAsia="宋体"/>
+          <w:color w:val="000000"/>
         </w:rPr>
         <w:t xml:space="preserve"> venv </w:t>
       </w:r>
@@ -1221,6 +1296,7 @@
         <w:rPr>
           <w:rStyle w:val="AttributeTok"/>
           <w:rFonts w:ascii="宋体" w:hAnsi="宋体" w:eastAsia="宋体"/>
+          <w:color w:val="000000"/>
         </w:rPr>
         <w:t xml:space="preserve">--python</w:t>
       </w:r>
@@ -1228,12 +1304,14 @@
         <w:rPr>
           <w:rStyle w:val="NormalTok"/>
           <w:rFonts w:ascii="宋体" w:hAnsi="宋体" w:eastAsia="宋体"/>
+          <w:color w:val="000000"/>
         </w:rPr>
         <w:t xml:space="preserve"> 3.11</w:t>
       </w:r>
       <w:r>
         <w:rPr>
           <w:rFonts w:ascii="宋体" w:hAnsi="宋体" w:eastAsia="宋体"/>
+          <w:color w:val="000000"/>
         </w:rPr>
         <w:br/>
       </w:r>
@@ -1241,6 +1319,7 @@
         <w:rPr>
           <w:rStyle w:val="ExtensionTok"/>
           <w:rFonts w:ascii="宋体" w:hAnsi="宋体" w:eastAsia="宋体"/>
+          <w:color w:val="000000"/>
         </w:rPr>
         <w:t xml:space="preserve">uv</w:t>
       </w:r>
@@ -1248,6 +1327,7 @@
         <w:rPr>
           <w:rStyle w:val="NormalTok"/>
           <w:rFonts w:ascii="宋体" w:hAnsi="宋体" w:eastAsia="宋体"/>
+          <w:color w:val="000000"/>
         </w:rPr>
         <w:t xml:space="preserve"> sync </w:t>
       </w:r>
@@ -1255,6 +1335,7 @@
         <w:rPr>
           <w:rStyle w:val="AttributeTok"/>
           <w:rFonts w:ascii="宋体" w:hAnsi="宋体" w:eastAsia="宋体"/>
+          <w:color w:val="000000"/>
         </w:rPr>
         <w:t xml:space="preserve">--extra</w:t>
       </w:r>
@@ -1262,6 +1343,7 @@
         <w:rPr>
           <w:rStyle w:val="NormalTok"/>
           <w:rFonts w:ascii="宋体" w:hAnsi="宋体" w:eastAsia="宋体"/>
+          <w:color w:val="000000"/>
         </w:rPr>
         <w:t xml:space="preserve"> dev</w:t>
       </w:r>
@@ -1275,6 +1357,7 @@
       <w:r>
         <w:rPr>
           <w:rFonts w:ascii="宋体" w:hAnsi="宋体" w:eastAsia="宋体"/>
+          <w:color w:val="000000"/>
         </w:rPr>
         <w:t xml:space="preserve">如需要高级特征或 XGBoost：</w:t>
       </w:r>
@@ -1287,6 +1370,7 @@
         <w:rPr>
           <w:rStyle w:val="ExtensionTok"/>
           <w:rFonts w:ascii="宋体" w:hAnsi="宋体" w:eastAsia="宋体"/>
+          <w:color w:val="000000"/>
         </w:rPr>
         <w:t xml:space="preserve">uv</w:t>
       </w:r>
@@ -1294,6 +1378,7 @@
         <w:rPr>
           <w:rStyle w:val="NormalTok"/>
           <w:rFonts w:ascii="宋体" w:hAnsi="宋体" w:eastAsia="宋体"/>
+          <w:color w:val="000000"/>
         </w:rPr>
         <w:t xml:space="preserve"> sync </w:t>
       </w:r>
@@ -1301,6 +1386,7 @@
         <w:rPr>
           <w:rStyle w:val="AttributeTok"/>
           <w:rFonts w:ascii="宋体" w:hAnsi="宋体" w:eastAsia="宋体"/>
+          <w:color w:val="000000"/>
         </w:rPr>
         <w:t xml:space="preserve">--extra</w:t>
       </w:r>
@@ -1308,6 +1394,7 @@
         <w:rPr>
           <w:rStyle w:val="NormalTok"/>
           <w:rFonts w:ascii="宋体" w:hAnsi="宋体" w:eastAsia="宋体"/>
+          <w:color w:val="000000"/>
         </w:rPr>
         <w:t xml:space="preserve"> dev </w:t>
       </w:r>
@@ -1315,6 +1402,7 @@
         <w:rPr>
           <w:rStyle w:val="AttributeTok"/>
           <w:rFonts w:ascii="宋体" w:hAnsi="宋体" w:eastAsia="宋体"/>
+          <w:color w:val="000000"/>
         </w:rPr>
         <w:t xml:space="preserve">--extra</w:t>
       </w:r>
@@ -1322,6 +1410,7 @@
         <w:rPr>
           <w:rStyle w:val="NormalTok"/>
           <w:rFonts w:ascii="宋体" w:hAnsi="宋体" w:eastAsia="宋体"/>
+          <w:color w:val="000000"/>
         </w:rPr>
         <w:t xml:space="preserve"> advanced</w:t>
       </w:r>
@@ -1335,6 +1424,7 @@
       <w:r>
         <w:rPr>
           <w:rFonts w:ascii="宋体" w:hAnsi="宋体" w:eastAsia="宋体"/>
+          <w:color w:val="000000"/>
         </w:rPr>
         <w:t xml:space="preserve">3. 数据目录配置</w:t>
       </w:r>
@@ -1348,6 +1438,7 @@
       <w:r>
         <w:rPr>
           <w:rFonts w:ascii="宋体" w:hAnsi="宋体" w:eastAsia="宋体"/>
+          <w:color w:val="000000"/>
         </w:rPr>
         <w:t xml:space="preserve">项目支持 demo 数据和真实数据两种方式。</w:t>
       </w:r>
@@ -1361,6 +1452,7 @@
       <w:r>
         <w:rPr>
           <w:rFonts w:ascii="宋体" w:hAnsi="宋体" w:eastAsia="宋体"/>
+          <w:color w:val="000000"/>
         </w:rPr>
         <w:t xml:space="preserve">真实 XJTU-SY 数据建议放置在：</w:t>
       </w:r>
@@ -1373,6 +1465,7 @@
         <w:rPr>
           <w:rStyle w:val="VerbatimChar"/>
           <w:rFonts w:ascii="宋体" w:hAnsi="宋体" w:eastAsia="宋体"/>
+          <w:color w:val="000000"/>
         </w:rPr>
         <w:t xml:space="preserve">data/external/xjtu/extracted/XJTU-SY_Bearing_Datasets</w:t>
       </w:r>
@@ -1386,6 +1479,7 @@
       <w:r>
         <w:rPr>
           <w:rFonts w:ascii="宋体" w:hAnsi="宋体" w:eastAsia="宋体"/>
+          <w:color w:val="000000"/>
         </w:rPr>
         <w:t xml:space="preserve">真实 PHM2012/FEMTO 数据建议放置在：</w:t>
       </w:r>
@@ -1398,6 +1492,7 @@
         <w:rPr>
           <w:rStyle w:val="VerbatimChar"/>
           <w:rFonts w:ascii="宋体" w:hAnsi="宋体" w:eastAsia="宋体"/>
+          <w:color w:val="000000"/>
         </w:rPr>
         <w:t xml:space="preserve">data/external/phm2012/final</w:t>
       </w:r>
@@ -1412,24 +1507,28 @@
         <w:rPr>
           <w:rStyle w:val="VerbatimChar"/>
           <w:rFonts w:ascii="宋体" w:hAnsi="宋体" w:eastAsia="宋体"/>
+          <w:color w:val="000000"/>
         </w:rPr>
         <w:t xml:space="preserve">data/external/</w:t>
       </w:r>
       <w:r>
         <w:rPr>
           <w:rFonts w:ascii="宋体" w:hAnsi="宋体" w:eastAsia="宋体"/>
+          <w:color w:val="000000"/>
         </w:rPr>
         <w:t xml:space="preserve"> </w:t>
       </w:r>
       <w:r>
         <w:rPr>
           <w:rFonts w:ascii="宋体" w:hAnsi="宋体" w:eastAsia="宋体"/>
+          <w:color w:val="000000"/>
         </w:rPr>
         <w:t xml:space="preserve">被</w:t>
       </w:r>
       <w:r>
         <w:rPr>
           <w:rFonts w:ascii="宋体" w:hAnsi="宋体" w:eastAsia="宋体"/>
+          <w:color w:val="000000"/>
         </w:rPr>
         <w:t xml:space="preserve"> </w:t>
       </w:r>
@@ -1437,18 +1536,21 @@
         <w:rPr>
           <w:rStyle w:val="VerbatimChar"/>
           <w:rFonts w:ascii="宋体" w:hAnsi="宋体" w:eastAsia="宋体"/>
+          <w:color w:val="000000"/>
         </w:rPr>
         <w:t xml:space="preserve">.gitignore</w:t>
       </w:r>
       <w:r>
         <w:rPr>
           <w:rFonts w:ascii="宋体" w:hAnsi="宋体" w:eastAsia="宋体"/>
+          <w:color w:val="000000"/>
         </w:rPr>
         <w:t xml:space="preserve"> </w:t>
       </w:r>
       <w:r>
         <w:rPr>
           <w:rFonts w:ascii="宋体" w:hAnsi="宋体" w:eastAsia="宋体"/>
+          <w:color w:val="000000"/>
         </w:rPr>
         <w:t xml:space="preserve">忽略，不应提交到仓库。</w:t>
       </w:r>
@@ -1462,6 +1564,7 @@
       <w:r>
         <w:rPr>
           <w:rFonts w:ascii="宋体" w:hAnsi="宋体" w:eastAsia="宋体"/>
+          <w:color w:val="000000"/>
         </w:rPr>
         <w:t xml:space="preserve">4. 常用命令</w:t>
       </w:r>
@@ -1475,6 +1578,7 @@
       <w:r>
         <w:rPr>
           <w:rFonts w:ascii="宋体" w:hAnsi="宋体" w:eastAsia="宋体"/>
+          <w:color w:val="000000"/>
         </w:rPr>
         <w:t xml:space="preserve">运行主程序：</w:t>
       </w:r>
@@ -1487,6 +1591,7 @@
         <w:rPr>
           <w:rStyle w:val="ExtensionTok"/>
           <w:rFonts w:ascii="宋体" w:hAnsi="宋体" w:eastAsia="宋体"/>
+          <w:color w:val="000000"/>
         </w:rPr>
         <w:t xml:space="preserve">uv</w:t>
       </w:r>
@@ -1494,6 +1599,7 @@
         <w:rPr>
           <w:rStyle w:val="NormalTok"/>
           <w:rFonts w:ascii="宋体" w:hAnsi="宋体" w:eastAsia="宋体"/>
+          <w:color w:val="000000"/>
         </w:rPr>
         <w:t xml:space="preserve"> run python main.py</w:t>
       </w:r>
@@ -1507,6 +1613,7 @@
       <w:r>
         <w:rPr>
           <w:rFonts w:ascii="宋体" w:hAnsi="宋体" w:eastAsia="宋体"/>
+          <w:color w:val="000000"/>
         </w:rPr>
         <w:t xml:space="preserve">运行测试：</w:t>
       </w:r>
@@ -1519,6 +1626,7 @@
         <w:rPr>
           <w:rStyle w:val="ExtensionTok"/>
           <w:rFonts w:ascii="宋体" w:hAnsi="宋体" w:eastAsia="宋体"/>
+          <w:color w:val="000000"/>
         </w:rPr>
         <w:t xml:space="preserve">uv</w:t>
       </w:r>
@@ -1526,6 +1634,7 @@
         <w:rPr>
           <w:rStyle w:val="NormalTok"/>
           <w:rFonts w:ascii="宋体" w:hAnsi="宋体" w:eastAsia="宋体"/>
+          <w:color w:val="000000"/>
         </w:rPr>
         <w:t xml:space="preserve"> run </w:t>
       </w:r>
@@ -1533,6 +1642,7 @@
         <w:rPr>
           <w:rStyle w:val="AttributeTok"/>
           <w:rFonts w:ascii="宋体" w:hAnsi="宋体" w:eastAsia="宋体"/>
+          <w:color w:val="000000"/>
         </w:rPr>
         <w:t xml:space="preserve">--extra</w:t>
       </w:r>
@@ -1540,6 +1650,7 @@
         <w:rPr>
           <w:rStyle w:val="NormalTok"/>
           <w:rFonts w:ascii="宋体" w:hAnsi="宋体" w:eastAsia="宋体"/>
+          <w:color w:val="000000"/>
         </w:rPr>
         <w:t xml:space="preserve"> dev pytest </w:t>
       </w:r>
@@ -1547,6 +1658,7 @@
         <w:rPr>
           <w:rStyle w:val="AttributeTok"/>
           <w:rFonts w:ascii="宋体" w:hAnsi="宋体" w:eastAsia="宋体"/>
+          <w:color w:val="000000"/>
         </w:rPr>
         <w:t xml:space="preserve">-q</w:t>
       </w:r>
@@ -1560,6 +1672,7 @@
       <w:r>
         <w:rPr>
           <w:rFonts w:ascii="宋体" w:hAnsi="宋体" w:eastAsia="宋体"/>
+          <w:color w:val="000000"/>
         </w:rPr>
         <w:t xml:space="preserve">运行 notebook smoke test：</w:t>
       </w:r>
@@ -1572,6 +1685,7 @@
         <w:rPr>
           <w:rStyle w:val="VariableTok"/>
           <w:rFonts w:ascii="宋体" w:hAnsi="宋体" w:eastAsia="宋体"/>
+          <w:color w:val="000000"/>
         </w:rPr>
         <w:t xml:space="preserve">BEARING_EXAMPLE_EPOCHS</w:t>
       </w:r>
@@ -1579,6 +1693,7 @@
         <w:rPr>
           <w:rStyle w:val="OperatorTok"/>
           <w:rFonts w:ascii="宋体" w:hAnsi="宋体" w:eastAsia="宋体"/>
+          <w:color w:val="000000"/>
         </w:rPr>
         <w:t xml:space="preserve">=</w:t>
       </w:r>
@@ -1586,6 +1701,7 @@
         <w:rPr>
           <w:rStyle w:val="NormalTok"/>
           <w:rFonts w:ascii="宋体" w:hAnsi="宋体" w:eastAsia="宋体"/>
+          <w:color w:val="000000"/>
         </w:rPr>
         <w:t xml:space="preserve">1 </w:t>
       </w:r>
@@ -1593,6 +1709,7 @@
         <w:rPr>
           <w:rStyle w:val="ExtensionTok"/>
           <w:rFonts w:ascii="宋体" w:hAnsi="宋体" w:eastAsia="宋体"/>
+          <w:color w:val="000000"/>
         </w:rPr>
         <w:t xml:space="preserve">uv</w:t>
       </w:r>
@@ -1600,6 +1717,7 @@
         <w:rPr>
           <w:rStyle w:val="NormalTok"/>
           <w:rFonts w:ascii="宋体" w:hAnsi="宋体" w:eastAsia="宋体"/>
+          <w:color w:val="000000"/>
         </w:rPr>
         <w:t xml:space="preserve"> run </w:t>
       </w:r>
@@ -1607,6 +1725,7 @@
         <w:rPr>
           <w:rStyle w:val="AttributeTok"/>
           <w:rFonts w:ascii="宋体" w:hAnsi="宋体" w:eastAsia="宋体"/>
+          <w:color w:val="000000"/>
         </w:rPr>
         <w:t xml:space="preserve">--extra</w:t>
       </w:r>
@@ -1614,6 +1733,7 @@
         <w:rPr>
           <w:rStyle w:val="NormalTok"/>
           <w:rFonts w:ascii="宋体" w:hAnsi="宋体" w:eastAsia="宋体"/>
+          <w:color w:val="000000"/>
         </w:rPr>
         <w:t xml:space="preserve"> dev pytest tests/test_examples_notebooks.py </w:t>
       </w:r>
@@ -1621,6 +1741,7 @@
         <w:rPr>
           <w:rStyle w:val="AttributeTok"/>
           <w:rFonts w:ascii="宋体" w:hAnsi="宋体" w:eastAsia="宋体"/>
+          <w:color w:val="000000"/>
         </w:rPr>
         <w:t xml:space="preserve">-q</w:t>
       </w:r>
@@ -1634,6 +1755,7 @@
       <w:r>
         <w:rPr>
           <w:rFonts w:ascii="宋体" w:hAnsi="宋体" w:eastAsia="宋体"/>
+          <w:color w:val="000000"/>
         </w:rPr>
         <w:t xml:space="preserve">导出课程 PDF：</w:t>
       </w:r>
@@ -1646,6 +1768,7 @@
         <w:rPr>
           <w:rStyle w:val="FunctionTok"/>
           <w:rFonts w:ascii="宋体" w:hAnsi="宋体" w:eastAsia="宋体"/>
+          <w:color w:val="000000"/>
         </w:rPr>
         <w:t xml:space="preserve">bash</w:t>
       </w:r>
@@ -1653,6 +1776,7 @@
         <w:rPr>
           <w:rStyle w:val="NormalTok"/>
           <w:rFonts w:ascii="宋体" w:hAnsi="宋体" w:eastAsia="宋体"/>
+          <w:color w:val="000000"/>
         </w:rPr>
         <w:t xml:space="preserve"> scripts/export_course_docs.sh</w:t>
       </w:r>
@@ -1666,6 +1790,7 @@
       <w:r>
         <w:rPr>
           <w:rFonts w:ascii="宋体" w:hAnsi="宋体" w:eastAsia="宋体"/>
+          <w:color w:val="000000"/>
         </w:rPr>
         <w:t xml:space="preserve">生成推荐结题网页 PPT：</w:t>
       </w:r>
@@ -1678,6 +1803,7 @@
         <w:rPr>
           <w:rStyle w:val="ExtensionTok"/>
           <w:rFonts w:ascii="宋体" w:hAnsi="宋体" w:eastAsia="宋体"/>
+          <w:color w:val="000000"/>
         </w:rPr>
         <w:t xml:space="preserve">uv</w:t>
       </w:r>
@@ -1685,12 +1811,14 @@
         <w:rPr>
           <w:rStyle w:val="NormalTok"/>
           <w:rFonts w:ascii="宋体" w:hAnsi="宋体" w:eastAsia="宋体"/>
+          <w:color w:val="000000"/>
         </w:rPr>
         <w:t xml:space="preserve"> run python scripts/generate_final_web_ppt.py</w:t>
       </w:r>
       <w:r>
         <w:rPr>
           <w:rFonts w:ascii="宋体" w:hAnsi="宋体" w:eastAsia="宋体"/>
+          <w:color w:val="000000"/>
         </w:rPr>
         <w:br/>
       </w:r>
@@ -1698,6 +1826,7 @@
         <w:rPr>
           <w:rStyle w:val="ExtensionTok"/>
           <w:rFonts w:ascii="宋体" w:hAnsi="宋体" w:eastAsia="宋体"/>
+          <w:color w:val="000000"/>
         </w:rPr>
         <w:t xml:space="preserve">open</w:t>
       </w:r>
@@ -1705,6 +1834,7 @@
         <w:rPr>
           <w:rStyle w:val="NormalTok"/>
           <w:rFonts w:ascii="宋体" w:hAnsi="宋体" w:eastAsia="宋体"/>
+          <w:color w:val="000000"/>
         </w:rPr>
         <w:t xml:space="preserve"> docx/final/web-ppt/index.html</w:t>
       </w:r>
@@ -1718,12 +1848,14 @@
       <w:r>
         <w:rPr>
           <w:rFonts w:ascii="宋体" w:hAnsi="宋体" w:eastAsia="宋体"/>
+          <w:color w:val="000000"/>
         </w:rPr>
         <w:t xml:space="preserve">生成传统</w:t>
       </w:r>
       <w:r>
         <w:rPr>
           <w:rFonts w:ascii="宋体" w:hAnsi="宋体" w:eastAsia="宋体"/>
+          <w:color w:val="000000"/>
         </w:rPr>
         <w:t xml:space="preserve"> </w:t>
       </w:r>
@@ -1731,18 +1863,21 @@
         <w:rPr>
           <w:rStyle w:val="VerbatimChar"/>
           <w:rFonts w:ascii="宋体" w:hAnsi="宋体" w:eastAsia="宋体"/>
+          <w:color w:val="000000"/>
         </w:rPr>
         <w:t xml:space="preserve">.pptx</w:t>
       </w:r>
       <w:r>
         <w:rPr>
           <w:rFonts w:ascii="宋体" w:hAnsi="宋体" w:eastAsia="宋体"/>
+          <w:color w:val="000000"/>
         </w:rPr>
         <w:t xml:space="preserve"> </w:t>
       </w:r>
       <w:r>
         <w:rPr>
           <w:rFonts w:ascii="宋体" w:hAnsi="宋体" w:eastAsia="宋体"/>
+          <w:color w:val="000000"/>
         </w:rPr>
         <w:t xml:space="preserve">备用版：</w:t>
       </w:r>
@@ -1755,6 +1890,7 @@
         <w:rPr>
           <w:rStyle w:val="ExtensionTok"/>
           <w:rFonts w:ascii="宋体" w:hAnsi="宋体" w:eastAsia="宋体"/>
+          <w:color w:val="000000"/>
         </w:rPr>
         <w:t xml:space="preserve">uv</w:t>
       </w:r>
@@ -1762,6 +1898,7 @@
         <w:rPr>
           <w:rStyle w:val="NormalTok"/>
           <w:rFonts w:ascii="宋体" w:hAnsi="宋体" w:eastAsia="宋体"/>
+          <w:color w:val="000000"/>
         </w:rPr>
         <w:t xml:space="preserve"> run python scripts/generate_final_ppt.py</w:t>
       </w:r>
@@ -1775,6 +1912,7 @@
       <w:r>
         <w:rPr>
           <w:rFonts w:ascii="宋体" w:hAnsi="宋体" w:eastAsia="宋体"/>
+          <w:color w:val="000000"/>
         </w:rPr>
         <w:t xml:space="preserve">5. 环境变量</w:t>
       </w:r>
@@ -1813,6 +1951,7 @@
               <w:rPr>
                 <w:rFonts w:ascii="宋体" w:hAnsi="宋体" w:eastAsia="宋体"/>
                 <w:b/>
+                <w:color w:val="000000"/>
                 <w:sz w:val="21"/>
               </w:rPr>
               <w:t xml:space="preserve">变量</w:t>
@@ -1833,6 +1972,7 @@
               <w:rPr>
                 <w:rFonts w:ascii="宋体" w:hAnsi="宋体" w:eastAsia="宋体"/>
                 <w:b/>
+                <w:color w:val="000000"/>
                 <w:sz w:val="21"/>
               </w:rPr>
               <w:t xml:space="preserve">说明</w:t>
@@ -1853,6 +1993,7 @@
               <w:rPr>
                 <w:rFonts w:ascii="宋体" w:hAnsi="宋体" w:eastAsia="宋体"/>
                 <w:b/>
+                <w:color w:val="000000"/>
                 <w:sz w:val="21"/>
               </w:rPr>
               <w:t xml:space="preserve">示例</w:t>
@@ -1872,6 +2013,7 @@
               <w:rPr>
                 <w:rStyle w:val="VerbatimChar"/>
                 <w:rFonts w:ascii="宋体" w:hAnsi="宋体" w:eastAsia="宋体"/>
+                <w:color w:val="000000"/>
                 <w:sz w:val="21"/>
               </w:rPr>
               <w:t xml:space="preserve">BEARING_EXAMPLE_OUTPUT_ROOT</w:t>
@@ -1888,6 +2030,7 @@
             <w:r>
               <w:rPr>
                 <w:rFonts w:ascii="宋体" w:hAnsi="宋体" w:eastAsia="宋体"/>
+                <w:color w:val="000000"/>
                 <w:sz w:val="21"/>
               </w:rPr>
               <w:t xml:space="preserve">notebook/workflow 输出目录</w:t>
@@ -1905,6 +2048,7 @@
               <w:rPr>
                 <w:rStyle w:val="VerbatimChar"/>
                 <w:rFonts w:ascii="宋体" w:hAnsi="宋体" w:eastAsia="宋体"/>
+                <w:color w:val="000000"/>
                 <w:sz w:val="21"/>
               </w:rPr>
               <w:t xml:space="preserve">tmp/paper_repro_real_metrics</w:t>
@@ -1924,6 +2068,7 @@
               <w:rPr>
                 <w:rStyle w:val="VerbatimChar"/>
                 <w:rFonts w:ascii="宋体" w:hAnsi="宋体" w:eastAsia="宋体"/>
+                <w:color w:val="000000"/>
                 <w:sz w:val="21"/>
               </w:rPr>
               <w:t xml:space="preserve">BEARING_EXAMPLE_EPOCHS</w:t>
@@ -1940,6 +2085,7 @@
             <w:r>
               <w:rPr>
                 <w:rFonts w:ascii="宋体" w:hAnsi="宋体" w:eastAsia="宋体"/>
+                <w:color w:val="000000"/>
                 <w:sz w:val="21"/>
               </w:rPr>
               <w:t xml:space="preserve">示例训练 epoch 数</w:t>
@@ -1957,6 +2103,7 @@
               <w:rPr>
                 <w:rStyle w:val="VerbatimChar"/>
                 <w:rFonts w:ascii="宋体" w:hAnsi="宋体" w:eastAsia="宋体"/>
+                <w:color w:val="000000"/>
                 <w:sz w:val="21"/>
               </w:rPr>
               <w:t xml:space="preserve">8</w:t>
@@ -1976,6 +2123,7 @@
               <w:rPr>
                 <w:rStyle w:val="VerbatimChar"/>
                 <w:rFonts w:ascii="宋体" w:hAnsi="宋体" w:eastAsia="宋体"/>
+                <w:color w:val="000000"/>
                 <w:sz w:val="21"/>
               </w:rPr>
               <w:t xml:space="preserve">BEARING_EXAMPLE_MAX_SAMPLES</w:t>
@@ -1992,6 +2140,7 @@
             <w:r>
               <w:rPr>
                 <w:rFonts w:ascii="宋体" w:hAnsi="宋体" w:eastAsia="宋体"/>
+                <w:color w:val="000000"/>
                 <w:sz w:val="21"/>
               </w:rPr>
               <w:t xml:space="preserve">示例最多抽样快照数</w:t>
@@ -2009,6 +2158,7 @@
               <w:rPr>
                 <w:rStyle w:val="VerbatimChar"/>
                 <w:rFonts w:ascii="宋体" w:hAnsi="宋体" w:eastAsia="宋体"/>
+                <w:color w:val="000000"/>
                 <w:sz w:val="21"/>
               </w:rPr>
               <w:t xml:space="preserve">48</w:t>
@@ -2025,6 +2175,7 @@
       <w:r>
         <w:rPr>
           <w:rFonts w:ascii="宋体" w:hAnsi="宋体" w:eastAsia="宋体"/>
+          <w:color w:val="000000"/>
         </w:rPr>
         <w:t xml:space="preserve">5.1 安装后验证步骤</w:t>
       </w:r>
@@ -2038,6 +2189,7 @@
       <w:r>
         <w:rPr>
           <w:rFonts w:ascii="宋体" w:hAnsi="宋体" w:eastAsia="宋体"/>
+          <w:color w:val="000000"/>
         </w:rPr>
         <w:t xml:space="preserve">完成安装后建议依次执行：</w:t>
       </w:r>
@@ -2050,6 +2202,7 @@
         <w:rPr>
           <w:rStyle w:val="ExtensionTok"/>
           <w:rFonts w:ascii="宋体" w:hAnsi="宋体" w:eastAsia="宋体"/>
+          <w:color w:val="000000"/>
         </w:rPr>
         <w:t xml:space="preserve">uv</w:t>
       </w:r>
@@ -2057,6 +2210,7 @@
         <w:rPr>
           <w:rStyle w:val="NormalTok"/>
           <w:rFonts w:ascii="宋体" w:hAnsi="宋体" w:eastAsia="宋体"/>
+          <w:color w:val="000000"/>
         </w:rPr>
         <w:t xml:space="preserve"> run python </w:t>
       </w:r>
@@ -2064,6 +2218,7 @@
         <w:rPr>
           <w:rStyle w:val="AttributeTok"/>
           <w:rFonts w:ascii="宋体" w:hAnsi="宋体" w:eastAsia="宋体"/>
+          <w:color w:val="000000"/>
         </w:rPr>
         <w:t xml:space="preserve">-c</w:t>
       </w:r>
@@ -2071,6 +2226,7 @@
         <w:rPr>
           <w:rStyle w:val="NormalTok"/>
           <w:rFonts w:ascii="宋体" w:hAnsi="宋体" w:eastAsia="宋体"/>
+          <w:color w:val="000000"/>
         </w:rPr>
         <w:t xml:space="preserve"> </w:t>
       </w:r>
@@ -2078,12 +2234,14 @@
         <w:rPr>
           <w:rStyle w:val="StringTok"/>
           <w:rFonts w:ascii="宋体" w:hAnsi="宋体" w:eastAsia="宋体"/>
+          <w:color w:val="000000"/>
         </w:rPr>
         <w:t xml:space="preserve">"import USTC.SSE.BearingPrediction as bp; print(bp.__name__)"</w:t>
       </w:r>
       <w:r>
         <w:rPr>
           <w:rFonts w:ascii="宋体" w:hAnsi="宋体" w:eastAsia="宋体"/>
+          <w:color w:val="000000"/>
         </w:rPr>
         <w:br/>
       </w:r>
@@ -2091,6 +2249,7 @@
         <w:rPr>
           <w:rStyle w:val="ExtensionTok"/>
           <w:rFonts w:ascii="宋体" w:hAnsi="宋体" w:eastAsia="宋体"/>
+          <w:color w:val="000000"/>
         </w:rPr>
         <w:t xml:space="preserve">uv</w:t>
       </w:r>
@@ -2098,6 +2257,7 @@
         <w:rPr>
           <w:rStyle w:val="NormalTok"/>
           <w:rFonts w:ascii="宋体" w:hAnsi="宋体" w:eastAsia="宋体"/>
+          <w:color w:val="000000"/>
         </w:rPr>
         <w:t xml:space="preserve"> run </w:t>
       </w:r>
@@ -2105,6 +2265,7 @@
         <w:rPr>
           <w:rStyle w:val="AttributeTok"/>
           <w:rFonts w:ascii="宋体" w:hAnsi="宋体" w:eastAsia="宋体"/>
+          <w:color w:val="000000"/>
         </w:rPr>
         <w:t xml:space="preserve">--extra</w:t>
       </w:r>
@@ -2112,6 +2273,7 @@
         <w:rPr>
           <w:rStyle w:val="NormalTok"/>
           <w:rFonts w:ascii="宋体" w:hAnsi="宋体" w:eastAsia="宋体"/>
+          <w:color w:val="000000"/>
         </w:rPr>
         <w:t xml:space="preserve"> dev pytest tests/test_rul_metrics.py </w:t>
       </w:r>
@@ -2119,12 +2281,14 @@
         <w:rPr>
           <w:rStyle w:val="AttributeTok"/>
           <w:rFonts w:ascii="宋体" w:hAnsi="宋体" w:eastAsia="宋体"/>
+          <w:color w:val="000000"/>
         </w:rPr>
         <w:t xml:space="preserve">-q</w:t>
       </w:r>
       <w:r>
         <w:rPr>
           <w:rFonts w:ascii="宋体" w:hAnsi="宋体" w:eastAsia="宋体"/>
+          <w:color w:val="000000"/>
         </w:rPr>
         <w:br/>
       </w:r>
@@ -2132,6 +2296,7 @@
         <w:rPr>
           <w:rStyle w:val="VariableTok"/>
           <w:rFonts w:ascii="宋体" w:hAnsi="宋体" w:eastAsia="宋体"/>
+          <w:color w:val="000000"/>
         </w:rPr>
         <w:t xml:space="preserve">BEARING_EXAMPLE_EPOCHS</w:t>
       </w:r>
@@ -2139,6 +2304,7 @@
         <w:rPr>
           <w:rStyle w:val="OperatorTok"/>
           <w:rFonts w:ascii="宋体" w:hAnsi="宋体" w:eastAsia="宋体"/>
+          <w:color w:val="000000"/>
         </w:rPr>
         <w:t xml:space="preserve">=</w:t>
       </w:r>
@@ -2146,6 +2312,7 @@
         <w:rPr>
           <w:rStyle w:val="NormalTok"/>
           <w:rFonts w:ascii="宋体" w:hAnsi="宋体" w:eastAsia="宋体"/>
+          <w:color w:val="000000"/>
         </w:rPr>
         <w:t xml:space="preserve">1 </w:t>
       </w:r>
@@ -2153,6 +2320,7 @@
         <w:rPr>
           <w:rStyle w:val="ExtensionTok"/>
           <w:rFonts w:ascii="宋体" w:hAnsi="宋体" w:eastAsia="宋体"/>
+          <w:color w:val="000000"/>
         </w:rPr>
         <w:t xml:space="preserve">uv</w:t>
       </w:r>
@@ -2160,6 +2328,7 @@
         <w:rPr>
           <w:rStyle w:val="NormalTok"/>
           <w:rFonts w:ascii="宋体" w:hAnsi="宋体" w:eastAsia="宋体"/>
+          <w:color w:val="000000"/>
         </w:rPr>
         <w:t xml:space="preserve"> run </w:t>
       </w:r>
@@ -2167,6 +2336,7 @@
         <w:rPr>
           <w:rStyle w:val="AttributeTok"/>
           <w:rFonts w:ascii="宋体" w:hAnsi="宋体" w:eastAsia="宋体"/>
+          <w:color w:val="000000"/>
         </w:rPr>
         <w:t xml:space="preserve">--extra</w:t>
       </w:r>
@@ -2174,6 +2344,7 @@
         <w:rPr>
           <w:rStyle w:val="NormalTok"/>
           <w:rFonts w:ascii="宋体" w:hAnsi="宋体" w:eastAsia="宋体"/>
+          <w:color w:val="000000"/>
         </w:rPr>
         <w:t xml:space="preserve"> dev pytest tests/test_examples_notebooks.py </w:t>
       </w:r>
@@ -2181,6 +2352,7 @@
         <w:rPr>
           <w:rStyle w:val="AttributeTok"/>
           <w:rFonts w:ascii="宋体" w:hAnsi="宋体" w:eastAsia="宋体"/>
+          <w:color w:val="000000"/>
         </w:rPr>
         <w:t xml:space="preserve">-q</w:t>
       </w:r>
@@ -2194,12 +2366,14 @@
       <w:r>
         <w:rPr>
           <w:rFonts w:ascii="宋体" w:hAnsi="宋体" w:eastAsia="宋体"/>
+          <w:color w:val="000000"/>
         </w:rPr>
         <w:t xml:space="preserve">第一条命令验证包导入，第二条命令验证指标体系，第三条命令验证 notebook 示例链路。若只需要阅读文档，可执行</w:t>
       </w:r>
       <w:r>
         <w:rPr>
           <w:rFonts w:ascii="宋体" w:hAnsi="宋体" w:eastAsia="宋体"/>
+          <w:color w:val="000000"/>
         </w:rPr>
         <w:t xml:space="preserve"> </w:t>
       </w:r>
@@ -2207,18 +2381,21 @@
         <w:rPr>
           <w:rStyle w:val="VerbatimChar"/>
           <w:rFonts w:ascii="宋体" w:hAnsi="宋体" w:eastAsia="宋体"/>
+          <w:color w:val="000000"/>
         </w:rPr>
         <w:t xml:space="preserve">scripts/export_course_docs.sh</w:t>
       </w:r>
       <w:r>
         <w:rPr>
           <w:rFonts w:ascii="宋体" w:hAnsi="宋体" w:eastAsia="宋体"/>
+          <w:color w:val="000000"/>
         </w:rPr>
         <w:t xml:space="preserve"> </w:t>
       </w:r>
       <w:r>
         <w:rPr>
           <w:rFonts w:ascii="宋体" w:hAnsi="宋体" w:eastAsia="宋体"/>
+          <w:color w:val="000000"/>
         </w:rPr>
         <w:t xml:space="preserve">生成 PDF 和 DOCX。</w:t>
       </w:r>
@@ -2233,6 +2410,7 @@
       <w:r>
         <w:rPr>
           <w:rFonts w:ascii="宋体" w:hAnsi="宋体" w:eastAsia="宋体"/>
+          <w:color w:val="000000"/>
         </w:rPr>
         <w:t xml:space="preserve">6. 故障排查</w:t>
       </w:r>
@@ -2267,6 +2445,7 @@
               <w:rPr>
                 <w:rFonts w:ascii="宋体" w:hAnsi="宋体" w:eastAsia="宋体"/>
                 <w:b/>
+                <w:color w:val="000000"/>
                 <w:sz w:val="21"/>
               </w:rPr>
               <w:t xml:space="preserve">问题</w:t>
@@ -2287,6 +2466,7 @@
               <w:rPr>
                 <w:rFonts w:ascii="宋体" w:hAnsi="宋体" w:eastAsia="宋体"/>
                 <w:b/>
+                <w:color w:val="000000"/>
                 <w:sz w:val="21"/>
               </w:rPr>
               <w:t xml:space="preserve">处理</w:t>
@@ -2305,6 +2485,7 @@
             <w:r>
               <w:rPr>
                 <w:rFonts w:ascii="宋体" w:hAnsi="宋体" w:eastAsia="宋体"/>
+                <w:color w:val="000000"/>
                 <w:sz w:val="21"/>
               </w:rPr>
               <w:t xml:space="preserve">找不到真实数据</w:t>
@@ -2321,6 +2502,7 @@
             <w:r>
               <w:rPr>
                 <w:rFonts w:ascii="宋体" w:hAnsi="宋体" w:eastAsia="宋体"/>
+                <w:color w:val="000000"/>
                 <w:sz w:val="21"/>
               </w:rPr>
               <w:t xml:space="preserve">检查目录是否与第 3 节一致，或使用 demo 数据运行</w:t>
@@ -2339,6 +2521,7 @@
             <w:r>
               <w:rPr>
                 <w:rFonts w:ascii="宋体" w:hAnsi="宋体" w:eastAsia="宋体"/>
+                <w:color w:val="000000"/>
                 <w:sz w:val="21"/>
               </w:rPr>
               <w:t xml:space="preserve">训练时间过长</w:t>
@@ -2355,6 +2538,7 @@
             <w:r>
               <w:rPr>
                 <w:rFonts w:ascii="宋体" w:hAnsi="宋体" w:eastAsia="宋体"/>
+                <w:color w:val="000000"/>
                 <w:sz w:val="21"/>
               </w:rPr>
               <w:t xml:space="preserve">降低</w:t>
@@ -2362,6 +2546,7 @@
             <w:r>
               <w:rPr>
                 <w:rFonts w:ascii="宋体" w:hAnsi="宋体" w:eastAsia="宋体"/>
+                <w:color w:val="000000"/>
                 <w:sz w:val="21"/>
               </w:rPr>
               <w:t xml:space="preserve"> </w:t>
@@ -2370,6 +2555,7 @@
               <w:rPr>
                 <w:rStyle w:val="VerbatimChar"/>
                 <w:rFonts w:ascii="宋体" w:hAnsi="宋体" w:eastAsia="宋体"/>
+                <w:color w:val="000000"/>
                 <w:sz w:val="21"/>
               </w:rPr>
               <w:t xml:space="preserve">BEARING_EXAMPLE_MAX_SAMPLES</w:t>
@@ -2377,6 +2563,7 @@
             <w:r>
               <w:rPr>
                 <w:rFonts w:ascii="宋体" w:hAnsi="宋体" w:eastAsia="宋体"/>
+                <w:color w:val="000000"/>
                 <w:sz w:val="21"/>
               </w:rPr>
               <w:t xml:space="preserve"> </w:t>
@@ -2384,6 +2571,7 @@
             <w:r>
               <w:rPr>
                 <w:rFonts w:ascii="宋体" w:hAnsi="宋体" w:eastAsia="宋体"/>
+                <w:color w:val="000000"/>
                 <w:sz w:val="21"/>
               </w:rPr>
               <w:t xml:space="preserve">或</w:t>
@@ -2391,6 +2579,7 @@
             <w:r>
               <w:rPr>
                 <w:rFonts w:ascii="宋体" w:hAnsi="宋体" w:eastAsia="宋体"/>
+                <w:color w:val="000000"/>
                 <w:sz w:val="21"/>
               </w:rPr>
               <w:t xml:space="preserve"> </w:t>
@@ -2399,6 +2588,7 @@
               <w:rPr>
                 <w:rStyle w:val="VerbatimChar"/>
                 <w:rFonts w:ascii="宋体" w:hAnsi="宋体" w:eastAsia="宋体"/>
+                <w:color w:val="000000"/>
                 <w:sz w:val="21"/>
               </w:rPr>
               <w:t xml:space="preserve">BEARING_EXAMPLE_EPOCHS</w:t>
@@ -2417,6 +2607,7 @@
             <w:r>
               <w:rPr>
                 <w:rFonts w:ascii="宋体" w:hAnsi="宋体" w:eastAsia="宋体"/>
+                <w:color w:val="000000"/>
                 <w:sz w:val="21"/>
               </w:rPr>
               <w:t xml:space="preserve">PDF 导出失败</w:t>
@@ -2433,6 +2624,7 @@
             <w:r>
               <w:rPr>
                 <w:rFonts w:ascii="宋体" w:hAnsi="宋体" w:eastAsia="宋体"/>
+                <w:color w:val="000000"/>
                 <w:sz w:val="21"/>
               </w:rPr>
               <w:t xml:space="preserve">确认已安装</w:t>
@@ -2440,6 +2632,7 @@
             <w:r>
               <w:rPr>
                 <w:rFonts w:ascii="宋体" w:hAnsi="宋体" w:eastAsia="宋体"/>
+                <w:color w:val="000000"/>
                 <w:sz w:val="21"/>
               </w:rPr>
               <w:t xml:space="preserve"> </w:t>
@@ -2448,6 +2641,7 @@
               <w:rPr>
                 <w:rStyle w:val="VerbatimChar"/>
                 <w:rFonts w:ascii="宋体" w:hAnsi="宋体" w:eastAsia="宋体"/>
+                <w:color w:val="000000"/>
                 <w:sz w:val="21"/>
               </w:rPr>
               <w:t xml:space="preserve">pandoc</w:t>
@@ -2455,6 +2649,7 @@
             <w:r>
               <w:rPr>
                 <w:rFonts w:ascii="宋体" w:hAnsi="宋体" w:eastAsia="宋体"/>
+                <w:color w:val="000000"/>
                 <w:sz w:val="21"/>
               </w:rPr>
               <w:t xml:space="preserve"> </w:t>
@@ -2462,6 +2657,7 @@
             <w:r>
               <w:rPr>
                 <w:rFonts w:ascii="宋体" w:hAnsi="宋体" w:eastAsia="宋体"/>
+                <w:color w:val="000000"/>
                 <w:sz w:val="21"/>
               </w:rPr>
               <w:t xml:space="preserve">和</w:t>
@@ -2469,6 +2665,7 @@
             <w:r>
               <w:rPr>
                 <w:rFonts w:ascii="宋体" w:hAnsi="宋体" w:eastAsia="宋体"/>
+                <w:color w:val="000000"/>
                 <w:sz w:val="21"/>
               </w:rPr>
               <w:t xml:space="preserve"> </w:t>
@@ -2477,6 +2674,7 @@
               <w:rPr>
                 <w:rStyle w:val="VerbatimChar"/>
                 <w:rFonts w:ascii="宋体" w:hAnsi="宋体" w:eastAsia="宋体"/>
+                <w:color w:val="000000"/>
                 <w:sz w:val="21"/>
               </w:rPr>
               <w:t xml:space="preserve">xelatex</w:t>
@@ -2495,6 +2693,7 @@
             <w:r>
               <w:rPr>
                 <w:rFonts w:ascii="宋体" w:hAnsi="宋体" w:eastAsia="宋体"/>
+                <w:color w:val="000000"/>
                 <w:sz w:val="21"/>
               </w:rPr>
               <w:t xml:space="preserve">PyTorch 安装异常</w:t>
@@ -2511,6 +2710,7 @@
             <w:r>
               <w:rPr>
                 <w:rFonts w:ascii="宋体" w:hAnsi="宋体" w:eastAsia="宋体"/>
+                <w:color w:val="000000"/>
                 <w:sz w:val="21"/>
               </w:rPr>
               <w:t xml:space="preserve">重新执行</w:t>
@@ -2518,6 +2718,7 @@
             <w:r>
               <w:rPr>
                 <w:rFonts w:ascii="宋体" w:hAnsi="宋体" w:eastAsia="宋体"/>
+                <w:color w:val="000000"/>
                 <w:sz w:val="21"/>
               </w:rPr>
               <w:t xml:space="preserve"> </w:t>
@@ -2526,6 +2727,7 @@
               <w:rPr>
                 <w:rStyle w:val="VerbatimChar"/>
                 <w:rFonts w:ascii="宋体" w:hAnsi="宋体" w:eastAsia="宋体"/>
+                <w:color w:val="000000"/>
                 <w:sz w:val="21"/>
               </w:rPr>
               <w:t xml:space="preserve">uv sync --extra dev</w:t>
@@ -2673,6 +2875,7 @@
     <w:qFormat/>
     <w:rPr>
       <w:rFonts w:ascii="宋体" w:hAnsi="宋体" w:eastAsia="宋体"/>
+      <w:color w:val="000000"/>
       <w:sz w:val="21"/>
     </w:rPr>
   </w:style>
@@ -2686,6 +2889,7 @@
     <w:qFormat/>
     <w:rPr>
       <w:rFonts w:ascii="宋体" w:hAnsi="宋体" w:eastAsia="宋体"/>
+      <w:color w:val="000000"/>
       <w:sz w:val="21"/>
     </w:rPr>
   </w:style>
@@ -2696,6 +2900,7 @@
     <w:qFormat/>
     <w:rPr>
       <w:rFonts w:ascii="宋体" w:hAnsi="宋体" w:eastAsia="宋体"/>
+      <w:color w:val="000000"/>
       <w:sz w:val="21"/>
     </w:rPr>
   </w:style>
@@ -2708,6 +2913,7 @@
     </w:pPr>
     <w:rPr>
       <w:rFonts w:ascii="宋体" w:hAnsi="宋体" w:eastAsia="宋体"/>
+      <w:color w:val="000000"/>
       <w:sz w:val="21"/>
     </w:rPr>
   </w:style>
@@ -2726,7 +2932,7 @@
       <w:rFonts w:asciiTheme="majorHAnsi" w:cstheme="majorBidi" w:eastAsiaTheme="majorEastAsia" w:hAnsiTheme="majorHAnsi" w:ascii="黑体" w:hAnsi="黑体" w:eastAsia="黑体"/>
       <w:b/>
       <w:bCs/>
-      <w:color w:themeColor="accent1" w:themeShade="B5" w:val="345A8A"/>
+      <w:color w:val="000000"/>
       <w:sz w:val="36"/>
       <w:szCs w:val="36"/>
     </w:rPr>
@@ -2743,6 +2949,7 @@
       <w:jc w:val="center"/>
     </w:pPr>
     <w:rPr>
+      <w:color w:val="000000"/>
       <w:sz w:val="30"/>
       <w:szCs w:val="30"/>
     </w:rPr>
@@ -2806,7 +3013,7 @@
       <w:rFonts w:asciiTheme="majorHAnsi" w:cstheme="majorBidi" w:eastAsiaTheme="majorEastAsia" w:hAnsiTheme="majorHAnsi" w:ascii="宋体" w:hAnsi="宋体" w:eastAsia="宋体"/>
       <w:b/>
       <w:bCs/>
-      <w:color w:themeColor="accent1" w:val="4F81BD"/>
+      <w:color w:val="000000"/>
       <w:sz w:val="48"/>
       <w:szCs w:val="32"/>
     </w:rPr>
@@ -2828,7 +3035,7 @@
       <w:rFonts w:asciiTheme="majorHAnsi" w:cstheme="majorBidi" w:eastAsiaTheme="majorEastAsia" w:hAnsiTheme="majorHAnsi" w:ascii="宋体" w:hAnsi="宋体" w:eastAsia="宋体"/>
       <w:b/>
       <w:bCs/>
-      <w:color w:themeColor="accent1" w:val="4F81BD"/>
+      <w:color w:val="000000"/>
       <w:sz w:val="36"/>
       <w:szCs w:val="28"/>
     </w:rPr>
@@ -2850,7 +3057,7 @@
       <w:rFonts w:asciiTheme="majorHAnsi" w:cstheme="majorBidi" w:eastAsiaTheme="majorEastAsia" w:hAnsiTheme="majorHAnsi" w:ascii="宋体" w:hAnsi="宋体" w:eastAsia="宋体"/>
       <w:b/>
       <w:bCs/>
-      <w:color w:themeColor="accent1" w:val="4F81BD"/>
+      <w:color w:val="000000"/>
       <w:sz w:val="27"/>
       <w:szCs w:val="24"/>
     </w:rPr>
@@ -2873,7 +3080,7 @@
       <w:i/>
       <w:b/>
       <w:bCs/>
-      <w:color w:themeColor="accent1" w:val="4F81BD"/>
+      <w:color w:val="000000"/>
       <w:sz w:val="24"/>
       <w:szCs w:val="24"/>
     </w:rPr>
@@ -2892,10 +3099,11 @@
       <w:outlineLvl w:val="4"/>
     </w:pPr>
     <w:rPr>
-      <w:rFonts w:asciiTheme="majorHAnsi" w:cstheme="majorBidi" w:eastAsiaTheme="majorEastAsia" w:hAnsiTheme="majorHAnsi"/>
+      <w:rFonts w:asciiTheme="majorHAnsi" w:cstheme="majorBidi" w:eastAsiaTheme="majorEastAsia" w:hAnsiTheme="majorHAnsi" w:ascii="宋体" w:hAnsi="宋体" w:eastAsia="宋体"/>
+      <w:b/>
       <w:iCs/>
-      <w:color w:themeColor="accent1" w:val="4F81BD"/>
-      <w:sz w:val="24"/>
+      <w:color w:val="000000"/>
+      <w:sz w:val="21"/>
       <w:szCs w:val="24"/>
     </w:rPr>
   </w:style>
@@ -2913,9 +3121,10 @@
       <w:outlineLvl w:val="5"/>
     </w:pPr>
     <w:rPr>
-      <w:rFonts w:asciiTheme="majorHAnsi" w:cstheme="majorBidi" w:eastAsiaTheme="majorEastAsia" w:hAnsiTheme="majorHAnsi"/>
-      <w:color w:themeColor="accent1" w:val="4F81BD"/>
-      <w:sz w:val="24"/>
+      <w:rFonts w:asciiTheme="majorHAnsi" w:cstheme="majorBidi" w:eastAsiaTheme="majorEastAsia" w:hAnsiTheme="majorHAnsi" w:ascii="宋体" w:hAnsi="宋体" w:eastAsia="宋体"/>
+      <w:b/>
+      <w:color w:val="000000"/>
+      <w:sz w:val="21"/>
       <w:szCs w:val="24"/>
     </w:rPr>
   </w:style>
@@ -2933,9 +3142,10 @@
       <w:outlineLvl w:val="6"/>
     </w:pPr>
     <w:rPr>
-      <w:rFonts w:asciiTheme="majorHAnsi" w:cstheme="majorBidi" w:eastAsiaTheme="majorEastAsia" w:hAnsiTheme="majorHAnsi"/>
-      <w:color w:themeColor="accent1" w:val="4F81BD"/>
-      <w:sz w:val="24"/>
+      <w:rFonts w:asciiTheme="majorHAnsi" w:cstheme="majorBidi" w:eastAsiaTheme="majorEastAsia" w:hAnsiTheme="majorHAnsi" w:ascii="宋体" w:hAnsi="宋体" w:eastAsia="宋体"/>
+      <w:b/>
+      <w:color w:val="000000"/>
+      <w:sz w:val="21"/>
       <w:szCs w:val="24"/>
     </w:rPr>
   </w:style>
@@ -2953,9 +3163,10 @@
       <w:outlineLvl w:val="7"/>
     </w:pPr>
     <w:rPr>
-      <w:rFonts w:asciiTheme="majorHAnsi" w:cstheme="majorBidi" w:eastAsiaTheme="majorEastAsia" w:hAnsiTheme="majorHAnsi"/>
-      <w:color w:themeColor="accent1" w:val="4F81BD"/>
-      <w:sz w:val="24"/>
+      <w:rFonts w:asciiTheme="majorHAnsi" w:cstheme="majorBidi" w:eastAsiaTheme="majorEastAsia" w:hAnsiTheme="majorHAnsi" w:ascii="宋体" w:hAnsi="宋体" w:eastAsia="宋体"/>
+      <w:b/>
+      <w:color w:val="000000"/>
+      <w:sz w:val="21"/>
       <w:szCs w:val="24"/>
     </w:rPr>
   </w:style>
@@ -2973,9 +3184,10 @@
       <w:outlineLvl w:val="8"/>
     </w:pPr>
     <w:rPr>
-      <w:rFonts w:asciiTheme="majorHAnsi" w:cstheme="majorBidi" w:eastAsiaTheme="majorEastAsia" w:hAnsiTheme="majorHAnsi"/>
-      <w:color w:themeColor="accent1" w:val="4F81BD"/>
-      <w:sz w:val="24"/>
+      <w:rFonts w:asciiTheme="majorHAnsi" w:cstheme="majorBidi" w:eastAsiaTheme="majorEastAsia" w:hAnsiTheme="majorHAnsi" w:ascii="宋体" w:hAnsi="宋体" w:eastAsia="宋体"/>
+      <w:b/>
+      <w:color w:val="000000"/>
+      <w:sz w:val="21"/>
       <w:szCs w:val="24"/>
     </w:rPr>
   </w:style>
@@ -3113,7 +3325,7 @@
     <w:name w:val="Hyperlink"/>
     <w:basedOn w:val="BodyTextChar"/>
     <w:rPr>
-      <w:color w:themeColor="accent1" w:val="4F81BD"/>
+      <w:color w:val="000000"/>
     </w:rPr>
   </w:style>
   <w:style w:styleId="TOCHeading" w:type="paragraph">
@@ -3131,7 +3343,7 @@
       <w:rFonts w:asciiTheme="majorHAnsi" w:cstheme="majorBidi" w:eastAsiaTheme="majorEastAsia" w:hAnsiTheme="majorHAnsi"/>
       <w:b w:val="0"/>
       <w:bCs w:val="0"/>
-      <w:color w:themeColor="accent1" w:themeShade="BF" w:val="365F91"/>
+      <w:color w:val="000000"/>
     </w:rPr>
   </w:style>
   <w:style w:type="paragraph" w:customStyle="1" w:styleId="SourceCode">

--- a/docx/final/17_安装配置手册.docx
+++ b/docx/final/17_安装配置手册.docx
@@ -2051,7 +2051,7 @@
                 <w:color w:val="000000"/>
                 <w:sz w:val="21"/>
               </w:rPr>
-              <w:t xml:space="preserve">tmp/paper_repro_real_metrics</w:t>
+              <w:t xml:space="preserve">tmp/formal_paper_reproductions_50ep_relative</w:t>
             </w:r>
           </w:p>
         </w:tc>
